--- a/docs/Инструкция_пользователя_СППР.docx
+++ b/docs/Инструкция_пользователя_СППР.docx
@@ -4,11 +4,433 @@
   <w:body>
     <w:p>
       <w:pPr>
+        <w:jc w:val="center"/>
+      </w:pPr>
+      <w:r>
+        <w:rPr>
+          <w:b/>
+        </w:rPr>
+        <w:t>ПАО «ГАЗПРОМ НЕФТЬ»</w:t>
+      </w:r>
+    </w:p>
+    <w:p>
+      <w:pPr>
         <w:pStyle w:val="Title"/>
         <w:jc w:val="center"/>
       </w:pPr>
       <w:r>
-        <w:t>Инструкция пользователя СППР</w:t>
+        <w:t>Операционная инструкция пользователя</w:t>
+      </w:r>
+    </w:p>
+    <w:p>
+      <w:pPr>
+        <w:jc w:val="center"/>
+      </w:pPr>
+      <w:r>
+        <w:t>(релиз 1.0)</w:t>
+      </w:r>
+    </w:p>
+    <w:tbl>
+      <w:tblPr>
+        <w:tblStyle w:val="TableGrid"/>
+        <w:tblW w:type="auto" w:w="0"/>
+        <w:tblLook w:firstColumn="1" w:firstRow="1" w:lastColumn="0" w:lastRow="0" w:noHBand="0" w:noVBand="1" w:val="04A0"/>
+      </w:tblPr>
+      <w:tblGrid>
+        <w:gridCol w:w="4320"/>
+        <w:gridCol w:w="4320"/>
+      </w:tblGrid>
+      <w:tr>
+        <w:tc>
+          <w:tcPr>
+            <w:tcW w:type="dxa" w:w="4320"/>
+          </w:tcPr>
+          <w:p>
+            <w:r>
+              <w:rPr>
+                <w:b/>
+              </w:rPr>
+              <w:t>Код проекта</w:t>
+            </w:r>
+          </w:p>
+        </w:tc>
+        <w:tc>
+          <w:tcPr>
+            <w:tcW w:type="dxa" w:w="4320"/>
+          </w:tcPr>
+          <w:p>
+            <w:r>
+              <w:t>U250008610</w:t>
+            </w:r>
+          </w:p>
+        </w:tc>
+      </w:tr>
+      <w:tr>
+        <w:tc>
+          <w:tcPr>
+            <w:tcW w:type="dxa" w:w="4320"/>
+          </w:tcPr>
+          <w:p>
+            <w:r>
+              <w:rPr>
+                <w:b/>
+              </w:rPr>
+              <w:t>Наименование проекта</w:t>
+            </w:r>
+          </w:p>
+        </w:tc>
+        <w:tc>
+          <w:tcPr>
+            <w:tcW w:type="dxa" w:w="4320"/>
+          </w:tcPr>
+          <w:p>
+            <w:r>
+              <w:t>Система Поддержки Принятия Решений</w:t>
+            </w:r>
+          </w:p>
+        </w:tc>
+      </w:tr>
+      <w:tr>
+        <w:tc>
+          <w:tcPr>
+            <w:tcW w:type="dxa" w:w="4320"/>
+          </w:tcPr>
+          <w:p>
+            <w:r>
+              <w:rPr>
+                <w:b/>
+              </w:rPr>
+              <w:t>Название документа</w:t>
+            </w:r>
+          </w:p>
+        </w:tc>
+        <w:tc>
+          <w:tcPr>
+            <w:tcW w:type="dxa" w:w="4320"/>
+          </w:tcPr>
+          <w:p>
+            <w:r>
+              <w:t>Операционная инструкция пользователя</w:t>
+            </w:r>
+          </w:p>
+        </w:tc>
+      </w:tr>
+      <w:tr>
+        <w:tc>
+          <w:tcPr>
+            <w:tcW w:type="dxa" w:w="4320"/>
+          </w:tcPr>
+          <w:p>
+            <w:r>
+              <w:rPr>
+                <w:b/>
+              </w:rPr>
+              <w:t>Версия документа</w:t>
+            </w:r>
+          </w:p>
+        </w:tc>
+        <w:tc>
+          <w:tcPr>
+            <w:tcW w:type="dxa" w:w="4320"/>
+          </w:tcPr>
+          <w:p>
+            <w:r>
+              <w:t>1.0</w:t>
+            </w:r>
+          </w:p>
+        </w:tc>
+      </w:tr>
+      <w:tr>
+        <w:tc>
+          <w:tcPr>
+            <w:tcW w:type="dxa" w:w="4320"/>
+          </w:tcPr>
+          <w:p>
+            <w:r>
+              <w:rPr>
+                <w:b/>
+              </w:rPr>
+              <w:t>Дата документа</w:t>
+            </w:r>
+          </w:p>
+        </w:tc>
+        <w:tc>
+          <w:tcPr>
+            <w:tcW w:type="dxa" w:w="4320"/>
+          </w:tcPr>
+          <w:p>
+            <w:r>
+              <w:t>—</w:t>
+            </w:r>
+          </w:p>
+        </w:tc>
+      </w:tr>
+      <w:tr>
+        <w:tc>
+          <w:tcPr>
+            <w:tcW w:type="dxa" w:w="4320"/>
+          </w:tcPr>
+          <w:p>
+            <w:r>
+              <w:rPr>
+                <w:b/>
+              </w:rPr>
+              <w:t>Назначение документа</w:t>
+            </w:r>
+          </w:p>
+        </w:tc>
+        <w:tc>
+          <w:tcPr>
+            <w:tcW w:type="dxa" w:w="4320"/>
+          </w:tcPr>
+          <w:p>
+            <w:r>
+              <w:t>Описывает внешний вид интерфейсных форм СППР и порядок выполнения типовых пользовательских операций.</w:t>
+            </w:r>
+          </w:p>
+        </w:tc>
+      </w:tr>
+      <w:tr>
+        <w:tc>
+          <w:tcPr>
+            <w:tcW w:type="dxa" w:w="4320"/>
+          </w:tcPr>
+          <w:p>
+            <w:r>
+              <w:rPr>
+                <w:b/>
+              </w:rPr>
+              <w:t>Аудитория</w:t>
+            </w:r>
+          </w:p>
+        </w:tc>
+        <w:tc>
+          <w:tcPr>
+            <w:tcW w:type="dxa" w:w="4320"/>
+          </w:tcPr>
+          <w:p>
+            <w:r>
+              <w:t>Пользователи системы, работники технической поддержки.</w:t>
+            </w:r>
+          </w:p>
+        </w:tc>
+      </w:tr>
+    </w:tbl>
+    <w:p/>
+    <w:p>
+      <w:pPr>
+        <w:pStyle w:val="Heading2"/>
+      </w:pPr>
+      <w:r>
+        <w:t>История изменений</w:t>
+      </w:r>
+    </w:p>
+    <w:tbl>
+      <w:tblPr>
+        <w:tblStyle w:val="TableGrid"/>
+        <w:tblW w:type="auto" w:w="0"/>
+        <w:tblLook w:firstColumn="1" w:firstRow="1" w:lastColumn="0" w:lastRow="0" w:noHBand="0" w:noVBand="1" w:val="04A0"/>
+      </w:tblPr>
+      <w:tblGrid>
+        <w:gridCol w:w="2160"/>
+        <w:gridCol w:w="2160"/>
+        <w:gridCol w:w="2160"/>
+        <w:gridCol w:w="2160"/>
+      </w:tblGrid>
+      <w:tr>
+        <w:tc>
+          <w:tcPr>
+            <w:tcW w:type="dxa" w:w="2160"/>
+            <w:shd w:fill="D9E2F3"/>
+          </w:tcPr>
+          <w:p>
+            <w:r>
+              <w:rPr>
+                <w:b/>
+              </w:rPr>
+              <w:t>Версия</w:t>
+            </w:r>
+          </w:p>
+        </w:tc>
+        <w:tc>
+          <w:tcPr>
+            <w:tcW w:type="dxa" w:w="2160"/>
+            <w:shd w:fill="D9E2F3"/>
+          </w:tcPr>
+          <w:p>
+            <w:r>
+              <w:rPr>
+                <w:b/>
+              </w:rPr>
+              <w:t>Дата</w:t>
+            </w:r>
+          </w:p>
+        </w:tc>
+        <w:tc>
+          <w:tcPr>
+            <w:tcW w:type="dxa" w:w="2160"/>
+            <w:shd w:fill="D9E2F3"/>
+          </w:tcPr>
+          <w:p>
+            <w:r>
+              <w:rPr>
+                <w:b/>
+              </w:rPr>
+              <w:t>Комментарий</w:t>
+            </w:r>
+          </w:p>
+        </w:tc>
+        <w:tc>
+          <w:tcPr>
+            <w:tcW w:type="dxa" w:w="2160"/>
+            <w:shd w:fill="D9E2F3"/>
+          </w:tcPr>
+          <w:p>
+            <w:r>
+              <w:rPr>
+                <w:b/>
+              </w:rPr>
+              <w:t>Автор</w:t>
+            </w:r>
+          </w:p>
+        </w:tc>
+      </w:tr>
+      <w:tr>
+        <w:tc>
+          <w:tcPr>
+            <w:tcW w:type="dxa" w:w="2160"/>
+          </w:tcPr>
+          <w:p>
+            <w:r>
+              <w:t>1.0</w:t>
+            </w:r>
+          </w:p>
+        </w:tc>
+        <w:tc>
+          <w:tcPr>
+            <w:tcW w:type="dxa" w:w="2160"/>
+          </w:tcPr>
+          <w:p>
+            <w:r>
+              <w:t>—</w:t>
+            </w:r>
+          </w:p>
+        </w:tc>
+        <w:tc>
+          <w:tcPr>
+            <w:tcW w:type="dxa" w:w="2160"/>
+          </w:tcPr>
+          <w:p>
+            <w:r>
+              <w:t>Создание документа</w:t>
+            </w:r>
+          </w:p>
+        </w:tc>
+        <w:tc>
+          <w:tcPr>
+            <w:tcW w:type="dxa" w:w="2160"/>
+          </w:tcPr>
+          <w:p>
+            <w:r>
+              <w:t>—</w:t>
+            </w:r>
+          </w:p>
+        </w:tc>
+      </w:tr>
+    </w:tbl>
+    <w:p/>
+    <w:p>
+      <w:r>
+        <w:br w:type="page"/>
+      </w:r>
+    </w:p>
+    <w:p>
+      <w:pPr>
+        <w:pStyle w:val="Heading1"/>
+      </w:pPr>
+      <w:r>
+        <w:t>СОДЕРЖАНИЕ</w:t>
+      </w:r>
+    </w:p>
+    <w:p>
+      <w:r>
+        <w:t>1 Общая информация</w:t>
+      </w:r>
+    </w:p>
+    <w:p>
+      <w:r>
+        <w:t>1.1 Перечень сокращений</w:t>
+      </w:r>
+    </w:p>
+    <w:p>
+      <w:r>
+        <w:t>1.2 Назначение системы</w:t>
+      </w:r>
+    </w:p>
+    <w:p>
+      <w:r>
+        <w:t>1.3 Цель проекта</w:t>
+      </w:r>
+    </w:p>
+    <w:p>
+      <w:r>
+        <w:t>1.4 Минимальные требования к программному и аппаратному обеспечению</w:t>
+      </w:r>
+    </w:p>
+    <w:p>
+      <w:r>
+        <w:t>1.5 Организационный принцип работы (ролевая модель)</w:t>
+      </w:r>
+    </w:p>
+    <w:p>
+      <w:r>
+        <w:t>1.6 Инструкция по получению доступа к системе</w:t>
+      </w:r>
+    </w:p>
+    <w:p>
+      <w:r>
+        <w:t>2 Сценарии работы</w:t>
+      </w:r>
+    </w:p>
+    <w:p>
+      <w:r>
+        <w:t>2.1 Сценарий 1: Вход в систему и главная страница</w:t>
+      </w:r>
+    </w:p>
+    <w:p>
+      <w:r>
+        <w:t>2.2 Сценарий 2: Схема цифровых двойников</w:t>
+      </w:r>
+    </w:p>
+    <w:p>
+      <w:r>
+        <w:t>2.3 Сценарий 3: Визуальный ассистент</w:t>
+      </w:r>
+    </w:p>
+    <w:p>
+      <w:r>
+        <w:t>2.4 Сценарий 4: Каскад КПЭ</w:t>
+      </w:r>
+    </w:p>
+    <w:p>
+      <w:r>
+        <w:br w:type="page"/>
+      </w:r>
+    </w:p>
+    <w:p>
+      <w:pPr>
+        <w:pStyle w:val="Heading1"/>
+      </w:pPr>
+      <w:r>
+        <w:t>1 Общая информация</w:t>
+      </w:r>
+    </w:p>
+    <w:p>
+      <w:pPr>
+        <w:pStyle w:val="Heading2"/>
+      </w:pPr>
+      <w:r>
+        <w:t>1.1 Перечень сокращений</w:t>
       </w:r>
     </w:p>
     <w:p>
@@ -16,73 +438,7 @@
         <w:rPr>
           <w:b/>
         </w:rPr>
-        <w:t>Система Поддержки Принятия Решений (СППР)</w:t>
-      </w:r>
-    </w:p>
-    <w:p>
-      <w:r>
-        <w:t>Проект U250008610. Формат: зайдите сюда → нажмите это → получите то.</w:t>
-      </w:r>
-    </w:p>
-    <w:p/>
-    <w:p>
-      <w:pPr>
-        <w:pStyle w:val="Heading1"/>
-      </w:pPr>
-      <w:r>
-        <w:t>Общие сведения</w:t>
-      </w:r>
-    </w:p>
-    <w:p>
-      <w:r>
-        <w:t xml:space="preserve">Адрес системы (тестовая среда): </w:t>
-      </w:r>
-    </w:p>
-    <w:p>
-      <w:r>
-        <w:t>https://sppr-dev.apps.okd.cloud.nedra.digital/</w:t>
-      </w:r>
-    </w:p>
-    <w:p>
-      <w:r>
-        <w:t>Роли пользователей: Гость, Руководитель КЦ, Руководитель ДО, Руководитель управления, Руководитель производственного цеха, Эксперт.</w:t>
-      </w:r>
-    </w:p>
-    <w:p>
-      <w:r>
-        <w:t>Три основных модуля на главной странице:</w:t>
-      </w:r>
-    </w:p>
-    <w:p>
-      <w:pPr>
-        <w:pStyle w:val="ListBullet"/>
-      </w:pPr>
-      <w:r>
-        <w:t>Схема цифровых двойников</w:t>
-      </w:r>
-    </w:p>
-    <w:p>
-      <w:pPr>
-        <w:pStyle w:val="ListBullet"/>
-      </w:pPr>
-      <w:r>
-        <w:t>Визуальный ассистент</w:t>
-      </w:r>
-    </w:p>
-    <w:p>
-      <w:pPr>
-        <w:pStyle w:val="ListBullet"/>
-      </w:pPr>
-      <w:r>
-        <w:t>Каскад КПЭ</w:t>
-      </w:r>
-    </w:p>
-    <w:p>
-      <w:pPr>
-        <w:pStyle w:val="Heading1"/>
-      </w:pPr>
-      <w:r>
-        <w:t>1. Вход в систему (авторизация)</w:t>
+        <w:t>Таблица 1 – Перечень сокращений</w:t>
       </w:r>
     </w:p>
     <w:tbl>
@@ -107,7 +463,7 @@
               <w:rPr>
                 <w:b/>
               </w:rPr>
-              <w:t>Шаг</w:t>
+              <w:t>№ п/п</w:t>
             </w:r>
           </w:p>
         </w:tc>
@@ -121,7 +477,7 @@
               <w:rPr>
                 <w:b/>
               </w:rPr>
-              <w:t>Действие</w:t>
+              <w:t>Термин / сокращение</w:t>
             </w:r>
           </w:p>
         </w:tc>
@@ -135,7 +491,7 @@
               <w:rPr>
                 <w:b/>
               </w:rPr>
-              <w:t>Результат</w:t>
+              <w:t>Определение</w:t>
             </w:r>
           </w:p>
         </w:tc>
@@ -157,7 +513,7 @@
           </w:tcPr>
           <w:p>
             <w:r>
-              <w:t>Откройте в браузере https://sppr-dev.apps.okd.cloud.nedra.digital/</w:t>
+              <w:t>СППР</w:t>
             </w:r>
           </w:p>
         </w:tc>
@@ -167,7 +523,7 @@
           </w:tcPr>
           <w:p>
             <w:r>
-              <w:t>Откроется страница авторизации с формой входа</w:t>
+              <w:t>Система Поддержки Принятия Решений</w:t>
             </w:r>
           </w:p>
         </w:tc>
@@ -189,7 +545,7 @@
           </w:tcPr>
           <w:p>
             <w:r>
-              <w:t>Введите логин и пароль учётной записи</w:t>
+              <w:t>ДО</w:t>
             </w:r>
           </w:p>
         </w:tc>
@@ -199,7 +555,7 @@
           </w:tcPr>
           <w:p>
             <w:r>
-              <w:t>Поля заполнены</w:t>
+              <w:t>Дочернее общество ПАО «Газпром нефть»</w:t>
             </w:r>
           </w:p>
         </w:tc>
@@ -221,7 +577,7 @@
           </w:tcPr>
           <w:p>
             <w:r>
-              <w:t>Нажмите кнопку «Вход»</w:t>
+              <w:t>ГПН, Компания</w:t>
             </w:r>
           </w:p>
         </w:tc>
@@ -231,7 +587,455 @@
           </w:tcPr>
           <w:p>
             <w:r>
-              <w:t>Вы авторизованы; доступны разделы согласно вашей роли</w:t>
+              <w:t>Публичное акционерное общество «Газпром нефть»</w:t>
+            </w:r>
+          </w:p>
+        </w:tc>
+      </w:tr>
+      <w:tr>
+        <w:tc>
+          <w:tcPr>
+            <w:tcW w:type="dxa" w:w="2880"/>
+          </w:tcPr>
+          <w:p>
+            <w:r>
+              <w:t>4</w:t>
+            </w:r>
+          </w:p>
+        </w:tc>
+        <w:tc>
+          <w:tcPr>
+            <w:tcW w:type="dxa" w:w="2880"/>
+          </w:tcPr>
+          <w:p>
+            <w:r>
+              <w:t>ИС</w:t>
+            </w:r>
+          </w:p>
+        </w:tc>
+        <w:tc>
+          <w:tcPr>
+            <w:tcW w:type="dxa" w:w="2880"/>
+          </w:tcPr>
+          <w:p>
+            <w:r>
+              <w:t>Информационная система</w:t>
+            </w:r>
+          </w:p>
+        </w:tc>
+      </w:tr>
+      <w:tr>
+        <w:tc>
+          <w:tcPr>
+            <w:tcW w:type="dxa" w:w="2880"/>
+          </w:tcPr>
+          <w:p>
+            <w:r>
+              <w:t>5</w:t>
+            </w:r>
+          </w:p>
+        </w:tc>
+        <w:tc>
+          <w:tcPr>
+            <w:tcW w:type="dxa" w:w="2880"/>
+          </w:tcPr>
+          <w:p>
+            <w:r>
+              <w:t>КПЭ</w:t>
+            </w:r>
+          </w:p>
+        </w:tc>
+        <w:tc>
+          <w:tcPr>
+            <w:tcW w:type="dxa" w:w="2880"/>
+          </w:tcPr>
+          <w:p>
+            <w:r>
+              <w:t>Ключевые показатели эффективности</w:t>
+            </w:r>
+          </w:p>
+        </w:tc>
+      </w:tr>
+      <w:tr>
+        <w:tc>
+          <w:tcPr>
+            <w:tcW w:type="dxa" w:w="2880"/>
+          </w:tcPr>
+          <w:p>
+            <w:r>
+              <w:t>6</w:t>
+            </w:r>
+          </w:p>
+        </w:tc>
+        <w:tc>
+          <w:tcPr>
+            <w:tcW w:type="dxa" w:w="2880"/>
+          </w:tcPr>
+          <w:p>
+            <w:r>
+              <w:t>КП</w:t>
+            </w:r>
+          </w:p>
+        </w:tc>
+        <w:tc>
+          <w:tcPr>
+            <w:tcW w:type="dxa" w:w="2880"/>
+          </w:tcPr>
+          <w:p>
+            <w:r>
+              <w:t>Ключевые показатели</w:t>
+            </w:r>
+          </w:p>
+        </w:tc>
+      </w:tr>
+      <w:tr>
+        <w:tc>
+          <w:tcPr>
+            <w:tcW w:type="dxa" w:w="2880"/>
+          </w:tcPr>
+          <w:p>
+            <w:r>
+              <w:t>7</w:t>
+            </w:r>
+          </w:p>
+        </w:tc>
+        <w:tc>
+          <w:tcPr>
+            <w:tcW w:type="dxa" w:w="2880"/>
+          </w:tcPr>
+          <w:p>
+            <w:r>
+              <w:t>ГИС</w:t>
+            </w:r>
+          </w:p>
+        </w:tc>
+        <w:tc>
+          <w:tcPr>
+            <w:tcW w:type="dxa" w:w="2880"/>
+          </w:tcPr>
+          <w:p>
+            <w:r>
+              <w:t>Геоинформационная система</w:t>
+            </w:r>
+          </w:p>
+        </w:tc>
+      </w:tr>
+      <w:tr>
+        <w:tc>
+          <w:tcPr>
+            <w:tcW w:type="dxa" w:w="2880"/>
+          </w:tcPr>
+          <w:p>
+            <w:r>
+              <w:t>8</w:t>
+            </w:r>
+          </w:p>
+        </w:tc>
+        <w:tc>
+          <w:tcPr>
+            <w:tcW w:type="dxa" w:w="2880"/>
+          </w:tcPr>
+          <w:p>
+            <w:r>
+              <w:t>АП</w:t>
+            </w:r>
+          </w:p>
+        </w:tc>
+        <w:tc>
+          <w:tcPr>
+            <w:tcW w:type="dxa" w:w="2880"/>
+          </w:tcPr>
+          <w:p>
+            <w:r>
+              <w:t>Аналитическое представление</w:t>
+            </w:r>
+          </w:p>
+        </w:tc>
+      </w:tr>
+      <w:tr>
+        <w:tc>
+          <w:tcPr>
+            <w:tcW w:type="dxa" w:w="2880"/>
+          </w:tcPr>
+          <w:p>
+            <w:r>
+              <w:t>9</w:t>
+            </w:r>
+          </w:p>
+        </w:tc>
+        <w:tc>
+          <w:tcPr>
+            <w:tcW w:type="dxa" w:w="2880"/>
+          </w:tcPr>
+          <w:p>
+            <w:r>
+              <w:t>ВСП</w:t>
+            </w:r>
+          </w:p>
+        </w:tc>
+        <w:tc>
+          <w:tcPr>
+            <w:tcW w:type="dxa" w:w="2880"/>
+          </w:tcPr>
+          <w:p>
+            <w:r>
+              <w:t>Внутрисменные простои</w:t>
+            </w:r>
+          </w:p>
+        </w:tc>
+      </w:tr>
+      <w:tr>
+        <w:tc>
+          <w:tcPr>
+            <w:tcW w:type="dxa" w:w="2880"/>
+          </w:tcPr>
+          <w:p>
+            <w:r>
+              <w:t>10</w:t>
+            </w:r>
+          </w:p>
+        </w:tc>
+        <w:tc>
+          <w:tcPr>
+            <w:tcW w:type="dxa" w:w="2880"/>
+          </w:tcPr>
+          <w:p>
+            <w:r>
+              <w:t>УВ</w:t>
+            </w:r>
+          </w:p>
+        </w:tc>
+        <w:tc>
+          <w:tcPr>
+            <w:tcW w:type="dxa" w:w="2880"/>
+          </w:tcPr>
+          <w:p>
+            <w:r>
+              <w:t>Углеводороды</w:t>
+            </w:r>
+          </w:p>
+        </w:tc>
+      </w:tr>
+      <w:tr>
+        <w:tc>
+          <w:tcPr>
+            <w:tcW w:type="dxa" w:w="2880"/>
+          </w:tcPr>
+          <w:p>
+            <w:r>
+              <w:t>11</w:t>
+            </w:r>
+          </w:p>
+        </w:tc>
+        <w:tc>
+          <w:tcPr>
+            <w:tcW w:type="dxa" w:w="2880"/>
+          </w:tcPr>
+          <w:p>
+            <w:r>
+              <w:t>ННО</w:t>
+            </w:r>
+          </w:p>
+        </w:tc>
+        <w:tc>
+          <w:tcPr>
+            <w:tcW w:type="dxa" w:w="2880"/>
+          </w:tcPr>
+          <w:p>
+            <w:r>
+              <w:t>Нефтеотдача/not oil — показатель по фонду (согласно макету)</w:t>
+            </w:r>
+          </w:p>
+        </w:tc>
+      </w:tr>
+      <w:tr>
+        <w:tc>
+          <w:tcPr>
+            <w:tcW w:type="dxa" w:w="2880"/>
+          </w:tcPr>
+          <w:p>
+            <w:r>
+              <w:t>12</w:t>
+            </w:r>
+          </w:p>
+        </w:tc>
+        <w:tc>
+          <w:tcPr>
+            <w:tcW w:type="dxa" w:w="2880"/>
+          </w:tcPr>
+          <w:p>
+            <w:r>
+              <w:t>МРП</w:t>
+            </w:r>
+          </w:p>
+        </w:tc>
+        <w:tc>
+          <w:tcPr>
+            <w:tcW w:type="dxa" w:w="2880"/>
+          </w:tcPr>
+          <w:p>
+            <w:r>
+              <w:t>Межремонтный период</w:t>
+            </w:r>
+          </w:p>
+        </w:tc>
+      </w:tr>
+      <w:tr>
+        <w:tc>
+          <w:tcPr>
+            <w:tcW w:type="dxa" w:w="2880"/>
+          </w:tcPr>
+          <w:p>
+            <w:r>
+              <w:t>13</w:t>
+            </w:r>
+          </w:p>
+        </w:tc>
+        <w:tc>
+          <w:tcPr>
+            <w:tcW w:type="dxa" w:w="2880"/>
+          </w:tcPr>
+          <w:p>
+            <w:r>
+              <w:t>ГТМ</w:t>
+            </w:r>
+          </w:p>
+        </w:tc>
+        <w:tc>
+          <w:tcPr>
+            <w:tcW w:type="dxa" w:w="2880"/>
+          </w:tcPr>
+          <w:p>
+            <w:r>
+              <w:t>Геолого-технические мероприятия</w:t>
+            </w:r>
+          </w:p>
+        </w:tc>
+      </w:tr>
+      <w:tr>
+        <w:tc>
+          <w:tcPr>
+            <w:tcW w:type="dxa" w:w="2880"/>
+          </w:tcPr>
+          <w:p>
+            <w:r>
+              <w:t>14</w:t>
+            </w:r>
+          </w:p>
+        </w:tc>
+        <w:tc>
+          <w:tcPr>
+            <w:tcW w:type="dxa" w:w="2880"/>
+          </w:tcPr>
+          <w:p>
+            <w:r>
+              <w:t>ЦДНГ</w:t>
+            </w:r>
+          </w:p>
+        </w:tc>
+        <w:tc>
+          <w:tcPr>
+            <w:tcW w:type="dxa" w:w="2880"/>
+          </w:tcPr>
+          <w:p>
+            <w:r>
+              <w:t>Цех добычи нефти и газа</w:t>
+            </w:r>
+          </w:p>
+        </w:tc>
+      </w:tr>
+      <w:tr>
+        <w:tc>
+          <w:tcPr>
+            <w:tcW w:type="dxa" w:w="2880"/>
+          </w:tcPr>
+          <w:p>
+            <w:r>
+              <w:t>15</w:t>
+            </w:r>
+          </w:p>
+        </w:tc>
+        <w:tc>
+          <w:tcPr>
+            <w:tcW w:type="dxa" w:w="2880"/>
+          </w:tcPr>
+          <w:p>
+            <w:r>
+              <w:t>ЦППН</w:t>
+            </w:r>
+          </w:p>
+        </w:tc>
+        <w:tc>
+          <w:tcPr>
+            <w:tcW w:type="dxa" w:w="2880"/>
+          </w:tcPr>
+          <w:p>
+            <w:r>
+              <w:t>Цех подготовки и перекачки нефти</w:t>
+            </w:r>
+          </w:p>
+        </w:tc>
+      </w:tr>
+      <w:tr>
+        <w:tc>
+          <w:tcPr>
+            <w:tcW w:type="dxa" w:w="2880"/>
+          </w:tcPr>
+          <w:p>
+            <w:r>
+              <w:t>16</w:t>
+            </w:r>
+          </w:p>
+        </w:tc>
+        <w:tc>
+          <w:tcPr>
+            <w:tcW w:type="dxa" w:w="2880"/>
+          </w:tcPr>
+          <w:p>
+            <w:r>
+              <w:t>СУИД</w:t>
+            </w:r>
+          </w:p>
+        </w:tc>
+        <w:tc>
+          <w:tcPr>
+            <w:tcW w:type="dxa" w:w="2880"/>
+          </w:tcPr>
+          <w:p>
+            <w:r>
+              <w:t>Система управления идентификационными данными</w:t>
+            </w:r>
+          </w:p>
+        </w:tc>
+      </w:tr>
+      <w:tr>
+        <w:tc>
+          <w:tcPr>
+            <w:tcW w:type="dxa" w:w="2880"/>
+          </w:tcPr>
+          <w:p>
+            <w:r>
+              <w:t>17</w:t>
+            </w:r>
+          </w:p>
+        </w:tc>
+        <w:tc>
+          <w:tcPr>
+            <w:tcW w:type="dxa" w:w="2880"/>
+          </w:tcPr>
+          <w:p>
+            <w:r>
+              <w:t>MS AD</w:t>
+            </w:r>
+          </w:p>
+        </w:tc>
+        <w:tc>
+          <w:tcPr>
+            <w:tcW w:type="dxa" w:w="2880"/>
+          </w:tcPr>
+          <w:p>
+            <w:r>
+              <w:t>Microsoft Active Directory</w:t>
             </w:r>
           </w:p>
         </w:tc>
@@ -239,16 +1043,400 @@
     </w:tbl>
     <w:p/>
     <w:p>
+      <w:pPr>
+        <w:pStyle w:val="Heading2"/>
+      </w:pPr>
       <w:r>
-        <w:t>Если не получается: проверьте учётные данные или обратитесь к администратору.</w:t>
+        <w:t>1.2 Назначение системы</w:t>
+      </w:r>
+    </w:p>
+    <w:p>
+      <w:r>
+        <w:t>СППР (Система Поддержки Принятия Решений) предназначена для поддержки управленческих решений на основе аналитических данных по добыче и смежным направлениям. В системе реализованы модули визуализации показателей, мониторинга ключевых показателей эффективности и работы с цифровыми двойниками месторождений.</w:t>
+      </w:r>
+    </w:p>
+    <w:p>
+      <w:r>
+        <w:t>В документе приведено описание основных модулей, входящих в СППР, и пошаговый порядок работы с ними.</w:t>
       </w:r>
     </w:p>
     <w:p>
       <w:pPr>
-        <w:pStyle w:val="Heading1"/>
+        <w:pStyle w:val="Heading2"/>
       </w:pPr>
       <w:r>
-        <w:t>2. Главная страница СППР</w:t>
+        <w:t>1.3 Цель проекта</w:t>
+      </w:r>
+    </w:p>
+    <w:p>
+      <w:r>
+        <w:t>Цель проекта U250008610 — обеспечить единую платформу для просмотра дашбордов по выбранным направлениям, карты месторождений на ГИС-подложке, мониторинга и анализа ключевых показателей эффективности подразделений.</w:t>
+      </w:r>
+    </w:p>
+    <w:p>
+      <w:pPr>
+        <w:pStyle w:val="Heading2"/>
+      </w:pPr>
+      <w:r>
+        <w:t>1.4 Минимальные требования к программному и аппаратному обеспечению</w:t>
+      </w:r>
+    </w:p>
+    <w:p>
+      <w:r>
+        <w:t>Минимальные требования к рабочему месту пользователя:</w:t>
+      </w:r>
+    </w:p>
+    <w:p>
+      <w:r>
+        <w:rPr>
+          <w:b/>
+        </w:rPr>
+        <w:t>Таблица 2 – Характеристики клиентского рабочего места</w:t>
+      </w:r>
+    </w:p>
+    <w:tbl>
+      <w:tblPr>
+        <w:tblStyle w:val="TableGrid"/>
+        <w:tblW w:type="auto" w:w="0"/>
+        <w:tblLook w:firstColumn="1" w:firstRow="1" w:lastColumn="0" w:lastRow="0" w:noHBand="0" w:noVBand="1" w:val="04A0"/>
+      </w:tblPr>
+      <w:tblGrid>
+        <w:gridCol w:w="2160"/>
+        <w:gridCol w:w="2160"/>
+        <w:gridCol w:w="2160"/>
+        <w:gridCol w:w="2160"/>
+      </w:tblGrid>
+      <w:tr>
+        <w:tc>
+          <w:tcPr>
+            <w:tcW w:type="dxa" w:w="2160"/>
+            <w:shd w:fill="D9E2F3"/>
+          </w:tcPr>
+          <w:p>
+            <w:r>
+              <w:rPr>
+                <w:b/>
+              </w:rPr>
+              <w:t>№</w:t>
+            </w:r>
+          </w:p>
+        </w:tc>
+        <w:tc>
+          <w:tcPr>
+            <w:tcW w:type="dxa" w:w="2160"/>
+            <w:shd w:fill="D9E2F3"/>
+          </w:tcPr>
+          <w:p>
+            <w:r>
+              <w:rPr>
+                <w:b/>
+              </w:rPr>
+              <w:t>Параметр</w:t>
+            </w:r>
+          </w:p>
+        </w:tc>
+        <w:tc>
+          <w:tcPr>
+            <w:tcW w:type="dxa" w:w="2160"/>
+            <w:shd w:fill="D9E2F3"/>
+          </w:tcPr>
+          <w:p>
+            <w:r>
+              <w:rPr>
+                <w:b/>
+              </w:rPr>
+              <w:t>Минимальные требования</w:t>
+            </w:r>
+          </w:p>
+        </w:tc>
+        <w:tc>
+          <w:tcPr>
+            <w:tcW w:type="dxa" w:w="2160"/>
+            <w:shd w:fill="D9E2F3"/>
+          </w:tcPr>
+          <w:p>
+            <w:r>
+              <w:rPr>
+                <w:b/>
+              </w:rPr>
+              <w:t>Рекомендуемые</w:t>
+            </w:r>
+          </w:p>
+        </w:tc>
+      </w:tr>
+      <w:tr>
+        <w:tc>
+          <w:tcPr>
+            <w:tcW w:type="dxa" w:w="2160"/>
+          </w:tcPr>
+          <w:p>
+            <w:r>
+              <w:t>1</w:t>
+            </w:r>
+          </w:p>
+        </w:tc>
+        <w:tc>
+          <w:tcPr>
+            <w:tcW w:type="dxa" w:w="2160"/>
+          </w:tcPr>
+          <w:p>
+            <w:r>
+              <w:t>Процессор</w:t>
+            </w:r>
+          </w:p>
+        </w:tc>
+        <w:tc>
+          <w:tcPr>
+            <w:tcW w:type="dxa" w:w="2160"/>
+          </w:tcPr>
+          <w:p>
+            <w:r>
+              <w:t>Intel i3</w:t>
+            </w:r>
+          </w:p>
+        </w:tc>
+        <w:tc>
+          <w:tcPr>
+            <w:tcW w:type="dxa" w:w="2160"/>
+          </w:tcPr>
+          <w:p>
+            <w:r>
+              <w:t>Intel i5</w:t>
+            </w:r>
+          </w:p>
+        </w:tc>
+      </w:tr>
+      <w:tr>
+        <w:tc>
+          <w:tcPr>
+            <w:tcW w:type="dxa" w:w="2160"/>
+          </w:tcPr>
+          <w:p>
+            <w:r>
+              <w:t>2</w:t>
+            </w:r>
+          </w:p>
+        </w:tc>
+        <w:tc>
+          <w:tcPr>
+            <w:tcW w:type="dxa" w:w="2160"/>
+          </w:tcPr>
+          <w:p>
+            <w:r>
+              <w:t>ОЗУ</w:t>
+            </w:r>
+          </w:p>
+        </w:tc>
+        <w:tc>
+          <w:tcPr>
+            <w:tcW w:type="dxa" w:w="2160"/>
+          </w:tcPr>
+          <w:p>
+            <w:r>
+              <w:t>4 Гб</w:t>
+            </w:r>
+          </w:p>
+        </w:tc>
+        <w:tc>
+          <w:tcPr>
+            <w:tcW w:type="dxa" w:w="2160"/>
+          </w:tcPr>
+          <w:p>
+            <w:r>
+              <w:t>8 Гб</w:t>
+            </w:r>
+          </w:p>
+        </w:tc>
+      </w:tr>
+      <w:tr>
+        <w:tc>
+          <w:tcPr>
+            <w:tcW w:type="dxa" w:w="2160"/>
+          </w:tcPr>
+          <w:p>
+            <w:r>
+              <w:t>3</w:t>
+            </w:r>
+          </w:p>
+        </w:tc>
+        <w:tc>
+          <w:tcPr>
+            <w:tcW w:type="dxa" w:w="2160"/>
+          </w:tcPr>
+          <w:p>
+            <w:r>
+              <w:t>Жёсткий диск</w:t>
+            </w:r>
+          </w:p>
+        </w:tc>
+        <w:tc>
+          <w:tcPr>
+            <w:tcW w:type="dxa" w:w="2160"/>
+          </w:tcPr>
+          <w:p>
+            <w:r>
+              <w:t>100 Гб</w:t>
+            </w:r>
+          </w:p>
+        </w:tc>
+        <w:tc>
+          <w:tcPr>
+            <w:tcW w:type="dxa" w:w="2160"/>
+          </w:tcPr>
+          <w:p>
+            <w:r>
+              <w:t>500 Гб</w:t>
+            </w:r>
+          </w:p>
+        </w:tc>
+      </w:tr>
+      <w:tr>
+        <w:tc>
+          <w:tcPr>
+            <w:tcW w:type="dxa" w:w="2160"/>
+          </w:tcPr>
+          <w:p>
+            <w:r>
+              <w:t>4</w:t>
+            </w:r>
+          </w:p>
+        </w:tc>
+        <w:tc>
+          <w:tcPr>
+            <w:tcW w:type="dxa" w:w="2160"/>
+          </w:tcPr>
+          <w:p>
+            <w:r>
+              <w:t>Монитор</w:t>
+            </w:r>
+          </w:p>
+        </w:tc>
+        <w:tc>
+          <w:tcPr>
+            <w:tcW w:type="dxa" w:w="2160"/>
+          </w:tcPr>
+          <w:p>
+            <w:r>
+              <w:t>FullHD 24″</w:t>
+            </w:r>
+          </w:p>
+        </w:tc>
+        <w:tc>
+          <w:tcPr>
+            <w:tcW w:type="dxa" w:w="2160"/>
+          </w:tcPr>
+          <w:p>
+            <w:r>
+              <w:t>FullHD</w:t>
+            </w:r>
+          </w:p>
+        </w:tc>
+      </w:tr>
+      <w:tr>
+        <w:tc>
+          <w:tcPr>
+            <w:tcW w:type="dxa" w:w="2160"/>
+          </w:tcPr>
+          <w:p>
+            <w:r>
+              <w:t>5</w:t>
+            </w:r>
+          </w:p>
+        </w:tc>
+        <w:tc>
+          <w:tcPr>
+            <w:tcW w:type="dxa" w:w="2160"/>
+          </w:tcPr>
+          <w:p>
+            <w:r>
+              <w:t>Браузер</w:t>
+            </w:r>
+          </w:p>
+        </w:tc>
+        <w:tc>
+          <w:tcPr>
+            <w:tcW w:type="dxa" w:w="2160"/>
+          </w:tcPr>
+          <w:p>
+            <w:r>
+              <w:t>Актуальная версия Chrome / Edge</w:t>
+            </w:r>
+          </w:p>
+        </w:tc>
+        <w:tc>
+          <w:tcPr>
+            <w:tcW w:type="dxa" w:w="2160"/>
+          </w:tcPr>
+          <w:p>
+            <w:r>
+              <w:t>Chrome (последняя версия)</w:t>
+            </w:r>
+          </w:p>
+        </w:tc>
+      </w:tr>
+      <w:tr>
+        <w:tc>
+          <w:tcPr>
+            <w:tcW w:type="dxa" w:w="2160"/>
+          </w:tcPr>
+          <w:p>
+            <w:r>
+              <w:t>6</w:t>
+            </w:r>
+          </w:p>
+        </w:tc>
+        <w:tc>
+          <w:tcPr>
+            <w:tcW w:type="dxa" w:w="2160"/>
+          </w:tcPr>
+          <w:p>
+            <w:r>
+              <w:t>Сеть</w:t>
+            </w:r>
+          </w:p>
+        </w:tc>
+        <w:tc>
+          <w:tcPr>
+            <w:tcW w:type="dxa" w:w="2160"/>
+          </w:tcPr>
+          <w:p>
+            <w:r>
+              <w:t>Доступ к корпоративной сети / VPN</w:t>
+            </w:r>
+          </w:p>
+        </w:tc>
+        <w:tc>
+          <w:tcPr>
+            <w:tcW w:type="dxa" w:w="2160"/>
+          </w:tcPr>
+          <w:p>
+            <w:r>
+              <w:t>Стабильное подключение</w:t>
+            </w:r>
+          </w:p>
+        </w:tc>
+      </w:tr>
+    </w:tbl>
+    <w:p/>
+    <w:p>
+      <w:pPr>
+        <w:pStyle w:val="Heading2"/>
+      </w:pPr>
+      <w:r>
+        <w:t>1.5 Организационный принцип работы (ролевая модель)</w:t>
+      </w:r>
+    </w:p>
+    <w:p>
+      <w:r>
+        <w:t>Доступ пользователей к системе осуществляется в соответствии с назначенными правами. Неавторизованный доступ к данным не разрешён.</w:t>
+      </w:r>
+    </w:p>
+    <w:p>
+      <w:r>
+        <w:rPr>
+          <w:b/>
+        </w:rPr>
+        <w:t>Таблица 3 – Реестр процессных ролей</w:t>
       </w:r>
     </w:p>
     <w:tbl>
@@ -273,7 +1461,7 @@
               <w:rPr>
                 <w:b/>
               </w:rPr>
-              <w:t>Шаг</w:t>
+              <w:t>№</w:t>
             </w:r>
           </w:p>
         </w:tc>
@@ -287,7 +1475,7 @@
               <w:rPr>
                 <w:b/>
               </w:rPr>
-              <w:t>Действие</w:t>
+              <w:t>Роль</w:t>
             </w:r>
           </w:p>
         </w:tc>
@@ -301,7 +1489,7 @@
               <w:rPr>
                 <w:b/>
               </w:rPr>
-              <w:t>Результат</w:t>
+              <w:t>Описание</w:t>
             </w:r>
           </w:p>
         </w:tc>
@@ -323,7 +1511,7 @@
           </w:tcPr>
           <w:p>
             <w:r>
-              <w:t>После входа вы окажетесь на главной странице</w:t>
+              <w:t>Гость</w:t>
             </w:r>
           </w:p>
         </w:tc>
@@ -333,7 +1521,7 @@
           </w:tcPr>
           <w:p>
             <w:r>
-              <w:t>В правом верхнем углу — текущая дата; отображаются карточки модулей</w:t>
+              <w:t>Просмотр аналитических представлений в рамках предоставленного доступа.</w:t>
             </w:r>
           </w:p>
         </w:tc>
@@ -355,7 +1543,7 @@
           </w:tcPr>
           <w:p>
             <w:r>
-              <w:t>Наведите курсор на карточку модуля (например, «Визуальный ассистент»)</w:t>
+              <w:t>Руководитель КЦ</w:t>
             </w:r>
           </w:p>
         </w:tc>
@@ -365,7 +1553,7 @@
           </w:tcPr>
           <w:p>
             <w:r>
-              <w:t>Карточка подсвечивается, появляется анимация</w:t>
+              <w:t>Просмотр данных, работа с модулями согласно матрице доступа.</w:t>
             </w:r>
           </w:p>
         </w:tc>
@@ -387,7 +1575,7 @@
           </w:tcPr>
           <w:p>
             <w:r>
-              <w:t>Нажмите «Перейти» в карточке нужного модуля</w:t>
+              <w:t>Руководитель ДО</w:t>
             </w:r>
           </w:p>
         </w:tc>
@@ -397,7 +1585,7 @@
           </w:tcPr>
           <w:p>
             <w:r>
-              <w:t>Откроется выбранный модуль</w:t>
+              <w:t>Просмотр и анализ данных по ДО, комментирование, работа с КПЭ.</w:t>
             </w:r>
           </w:p>
         </w:tc>
@@ -419,7 +1607,7 @@
           </w:tcPr>
           <w:p>
             <w:r>
-              <w:t>Нажмите «Назад» в левом верхнем углу</w:t>
+              <w:t>Руководитель управления</w:t>
             </w:r>
           </w:p>
         </w:tc>
@@ -429,2661 +1617,7 @@
           </w:tcPr>
           <w:p>
             <w:r>
-              <w:t>Снова откроется главная страница</w:t>
-            </w:r>
-          </w:p>
-        </w:tc>
-      </w:tr>
-    </w:tbl>
-    <w:p/>
-    <w:p>
-      <w:r>
-        <w:br w:type="page"/>
-      </w:r>
-    </w:p>
-    <w:p>
-      <w:pPr>
-        <w:pStyle w:val="Heading1"/>
-      </w:pPr>
-      <w:r>
-        <w:t>МОДУЛЬ 1. Схема цифровых двойников</w:t>
-      </w:r>
-    </w:p>
-    <w:p>
-      <w:pPr>
-        <w:pStyle w:val="Heading2"/>
-      </w:pPr>
-      <w:r>
-        <w:t>1.1. Открытие модуля и работа с картой ГИС</w:t>
-      </w:r>
-    </w:p>
-    <w:tbl>
-      <w:tblPr>
-        <w:tblStyle w:val="TableGrid"/>
-        <w:tblW w:type="auto" w:w="0"/>
-        <w:tblLook w:firstColumn="1" w:firstRow="1" w:lastColumn="0" w:lastRow="0" w:noHBand="0" w:noVBand="1" w:val="04A0"/>
-      </w:tblPr>
-      <w:tblGrid>
-        <w:gridCol w:w="2880"/>
-        <w:gridCol w:w="2880"/>
-        <w:gridCol w:w="2880"/>
-      </w:tblGrid>
-      <w:tr>
-        <w:tc>
-          <w:tcPr>
-            <w:tcW w:type="dxa" w:w="2880"/>
-            <w:shd w:fill="D9E2F3"/>
-          </w:tcPr>
-          <w:p>
-            <w:r>
-              <w:rPr>
-                <w:b/>
-              </w:rPr>
-              <w:t>Шаг</w:t>
-            </w:r>
-          </w:p>
-        </w:tc>
-        <w:tc>
-          <w:tcPr>
-            <w:tcW w:type="dxa" w:w="2880"/>
-            <w:shd w:fill="D9E2F3"/>
-          </w:tcPr>
-          <w:p>
-            <w:r>
-              <w:rPr>
-                <w:b/>
-              </w:rPr>
-              <w:t>Действие</w:t>
-            </w:r>
-          </w:p>
-        </w:tc>
-        <w:tc>
-          <w:tcPr>
-            <w:tcW w:type="dxa" w:w="2880"/>
-            <w:shd w:fill="D9E2F3"/>
-          </w:tcPr>
-          <w:p>
-            <w:r>
-              <w:rPr>
-                <w:b/>
-              </w:rPr>
-              <w:t>Результат</w:t>
-            </w:r>
-          </w:p>
-        </w:tc>
-      </w:tr>
-      <w:tr>
-        <w:tc>
-          <w:tcPr>
-            <w:tcW w:type="dxa" w:w="2880"/>
-          </w:tcPr>
-          <w:p>
-            <w:r>
-              <w:t>1</w:t>
-            </w:r>
-          </w:p>
-        </w:tc>
-        <w:tc>
-          <w:tcPr>
-            <w:tcW w:type="dxa" w:w="2880"/>
-          </w:tcPr>
-          <w:p>
-            <w:r>
-              <w:t>На главной наведите курсор на «Схема цифровых двойников» и перейдите в раздел</w:t>
-            </w:r>
-          </w:p>
-        </w:tc>
-        <w:tc>
-          <w:tcPr>
-            <w:tcW w:type="dxa" w:w="2880"/>
-          </w:tcPr>
-          <w:p>
-            <w:r>
-              <w:t>Откроется карта месторождений на ГИС-подложке</w:t>
-            </w:r>
-          </w:p>
-        </w:tc>
-      </w:tr>
-      <w:tr>
-        <w:tc>
-          <w:tcPr>
-            <w:tcW w:type="dxa" w:w="2880"/>
-          </w:tcPr>
-          <w:p>
-            <w:r>
-              <w:t>2</w:t>
-            </w:r>
-          </w:p>
-        </w:tc>
-        <w:tc>
-          <w:tcPr>
-            <w:tcW w:type="dxa" w:w="2880"/>
-          </w:tcPr>
-          <w:p>
-            <w:r>
-              <w:t>Зажмите левую кнопку мыши и перетащите карту</w:t>
-            </w:r>
-          </w:p>
-        </w:tc>
-        <w:tc>
-          <w:tcPr>
-            <w:tcW w:type="dxa" w:w="2880"/>
-          </w:tcPr>
-          <w:p>
-            <w:r>
-              <w:t>Карта смещается в стороны</w:t>
-            </w:r>
-          </w:p>
-        </w:tc>
-      </w:tr>
-      <w:tr>
-        <w:tc>
-          <w:tcPr>
-            <w:tcW w:type="dxa" w:w="2880"/>
-          </w:tcPr>
-          <w:p>
-            <w:r>
-              <w:t>3</w:t>
-            </w:r>
-          </w:p>
-        </w:tc>
-        <w:tc>
-          <w:tcPr>
-            <w:tcW w:type="dxa" w:w="2880"/>
-          </w:tcPr>
-          <w:p>
-            <w:r>
-              <w:t>Прокрутите колёсико мыши</w:t>
-            </w:r>
-          </w:p>
-        </w:tc>
-        <w:tc>
-          <w:tcPr>
-            <w:tcW w:type="dxa" w:w="2880"/>
-          </w:tcPr>
-          <w:p>
-            <w:r>
-              <w:t>Карта приближается или отдаляется</w:t>
-            </w:r>
-          </w:p>
-        </w:tc>
-      </w:tr>
-      <w:tr>
-        <w:tc>
-          <w:tcPr>
-            <w:tcW w:type="dxa" w:w="2880"/>
-          </w:tcPr>
-          <w:p>
-            <w:r>
-              <w:t>4</w:t>
-            </w:r>
-          </w:p>
-        </w:tc>
-        <w:tc>
-          <w:tcPr>
-            <w:tcW w:type="dxa" w:w="2880"/>
-          </w:tcPr>
-          <w:p>
-            <w:r>
-              <w:t>Нажмите «Назад»</w:t>
-            </w:r>
-          </w:p>
-        </w:tc>
-        <w:tc>
-          <w:tcPr>
-            <w:tcW w:type="dxa" w:w="2880"/>
-          </w:tcPr>
-          <w:p>
-            <w:r>
-              <w:t>Возврат на главную страницу</w:t>
-            </w:r>
-          </w:p>
-        </w:tc>
-      </w:tr>
-    </w:tbl>
-    <w:p/>
-    <w:p>
-      <w:r>
-        <w:t>При ошибке загрузки: карта без объектов, навигация не работает, система показывает ошибку отображения объектов.</w:t>
-      </w:r>
-    </w:p>
-    <w:p>
-      <w:pPr>
-        <w:pStyle w:val="Heading2"/>
-      </w:pPr>
-      <w:r>
-        <w:t>1.2. Просмотр информации об объекте</w:t>
-      </w:r>
-    </w:p>
-    <w:tbl>
-      <w:tblPr>
-        <w:tblStyle w:val="TableGrid"/>
-        <w:tblW w:type="auto" w:w="0"/>
-        <w:tblLook w:firstColumn="1" w:firstRow="1" w:lastColumn="0" w:lastRow="0" w:noHBand="0" w:noVBand="1" w:val="04A0"/>
-      </w:tblPr>
-      <w:tblGrid>
-        <w:gridCol w:w="2880"/>
-        <w:gridCol w:w="2880"/>
-        <w:gridCol w:w="2880"/>
-      </w:tblGrid>
-      <w:tr>
-        <w:tc>
-          <w:tcPr>
-            <w:tcW w:type="dxa" w:w="2880"/>
-            <w:shd w:fill="D9E2F3"/>
-          </w:tcPr>
-          <w:p>
-            <w:r>
-              <w:rPr>
-                <w:b/>
-              </w:rPr>
-              <w:t>Шаг</w:t>
-            </w:r>
-          </w:p>
-        </w:tc>
-        <w:tc>
-          <w:tcPr>
-            <w:tcW w:type="dxa" w:w="2880"/>
-            <w:shd w:fill="D9E2F3"/>
-          </w:tcPr>
-          <w:p>
-            <w:r>
-              <w:rPr>
-                <w:b/>
-              </w:rPr>
-              <w:t>Действие</w:t>
-            </w:r>
-          </w:p>
-        </w:tc>
-        <w:tc>
-          <w:tcPr>
-            <w:tcW w:type="dxa" w:w="2880"/>
-            <w:shd w:fill="D9E2F3"/>
-          </w:tcPr>
-          <w:p>
-            <w:r>
-              <w:rPr>
-                <w:b/>
-              </w:rPr>
-              <w:t>Результат</w:t>
-            </w:r>
-          </w:p>
-        </w:tc>
-      </w:tr>
-      <w:tr>
-        <w:tc>
-          <w:tcPr>
-            <w:tcW w:type="dxa" w:w="2880"/>
-          </w:tcPr>
-          <w:p>
-            <w:r>
-              <w:t>1</w:t>
-            </w:r>
-          </w:p>
-        </w:tc>
-        <w:tc>
-          <w:tcPr>
-            <w:tcW w:type="dxa" w:w="2880"/>
-          </w:tcPr>
-          <w:p>
-            <w:r>
-              <w:t>Наведите курсор на объект на карте</w:t>
-            </w:r>
-          </w:p>
-        </w:tc>
-        <w:tc>
-          <w:tcPr>
-            <w:tcW w:type="dxa" w:w="2880"/>
-          </w:tcPr>
-          <w:p>
-            <w:r>
-              <w:t>Объект выделяется</w:t>
-            </w:r>
-          </w:p>
-        </w:tc>
-      </w:tr>
-      <w:tr>
-        <w:tc>
-          <w:tcPr>
-            <w:tcW w:type="dxa" w:w="2880"/>
-          </w:tcPr>
-          <w:p>
-            <w:r>
-              <w:t>2</w:t>
-            </w:r>
-          </w:p>
-        </w:tc>
-        <w:tc>
-          <w:tcPr>
-            <w:tcW w:type="dxa" w:w="2880"/>
-          </w:tcPr>
-          <w:p>
-            <w:r>
-              <w:t>Кликните по объекту</w:t>
-            </w:r>
-          </w:p>
-        </w:tc>
-        <w:tc>
-          <w:tcPr>
-            <w:tcW w:type="dxa" w:w="2880"/>
-          </w:tcPr>
-          <w:p>
-            <w:r>
-              <w:t>Откроется окно: наименования параметров и их значения</w:t>
-            </w:r>
-          </w:p>
-        </w:tc>
-      </w:tr>
-      <w:tr>
-        <w:tc>
-          <w:tcPr>
-            <w:tcW w:type="dxa" w:w="2880"/>
-          </w:tcPr>
-          <w:p>
-            <w:r>
-              <w:t>3</w:t>
-            </w:r>
-          </w:p>
-        </w:tc>
-        <w:tc>
-          <w:tcPr>
-            <w:tcW w:type="dxa" w:w="2880"/>
-          </w:tcPr>
-          <w:p>
-            <w:r>
-              <w:t>Кликните по свободной области карты</w:t>
-            </w:r>
-          </w:p>
-        </w:tc>
-        <w:tc>
-          <w:tcPr>
-            <w:tcW w:type="dxa" w:w="2880"/>
-          </w:tcPr>
-          <w:p>
-            <w:r>
-              <w:t>Информационное окно закроется</w:t>
-            </w:r>
-          </w:p>
-        </w:tc>
-      </w:tr>
-      <w:tr>
-        <w:tc>
-          <w:tcPr>
-            <w:tcW w:type="dxa" w:w="2880"/>
-          </w:tcPr>
-          <w:p>
-            <w:r>
-              <w:t>4</w:t>
-            </w:r>
-          </w:p>
-        </w:tc>
-        <w:tc>
-          <w:tcPr>
-            <w:tcW w:type="dxa" w:w="2880"/>
-          </w:tcPr>
-          <w:p>
-            <w:r>
-              <w:t>Нажмите «Назад»</w:t>
-            </w:r>
-          </w:p>
-        </w:tc>
-        <w:tc>
-          <w:tcPr>
-            <w:tcW w:type="dxa" w:w="2880"/>
-          </w:tcPr>
-          <w:p>
-            <w:r>
-              <w:t>Возврат на главную страницу</w:t>
-            </w:r>
-          </w:p>
-        </w:tc>
-      </w:tr>
-    </w:tbl>
-    <w:p/>
-    <w:p>
-      <w:pPr>
-        <w:pStyle w:val="Heading2"/>
-      </w:pPr>
-      <w:r>
-        <w:t>1.3. Добавление комментария к объекту</w:t>
-      </w:r>
-    </w:p>
-    <w:tbl>
-      <w:tblPr>
-        <w:tblStyle w:val="TableGrid"/>
-        <w:tblW w:type="auto" w:w="0"/>
-        <w:tblLook w:firstColumn="1" w:firstRow="1" w:lastColumn="0" w:lastRow="0" w:noHBand="0" w:noVBand="1" w:val="04A0"/>
-      </w:tblPr>
-      <w:tblGrid>
-        <w:gridCol w:w="2880"/>
-        <w:gridCol w:w="2880"/>
-        <w:gridCol w:w="2880"/>
-      </w:tblGrid>
-      <w:tr>
-        <w:tc>
-          <w:tcPr>
-            <w:tcW w:type="dxa" w:w="2880"/>
-            <w:shd w:fill="D9E2F3"/>
-          </w:tcPr>
-          <w:p>
-            <w:r>
-              <w:rPr>
-                <w:b/>
-              </w:rPr>
-              <w:t>Шаг</w:t>
-            </w:r>
-          </w:p>
-        </w:tc>
-        <w:tc>
-          <w:tcPr>
-            <w:tcW w:type="dxa" w:w="2880"/>
-            <w:shd w:fill="D9E2F3"/>
-          </w:tcPr>
-          <w:p>
-            <w:r>
-              <w:rPr>
-                <w:b/>
-              </w:rPr>
-              <w:t>Действие</w:t>
-            </w:r>
-          </w:p>
-        </w:tc>
-        <w:tc>
-          <w:tcPr>
-            <w:tcW w:type="dxa" w:w="2880"/>
-            <w:shd w:fill="D9E2F3"/>
-          </w:tcPr>
-          <w:p>
-            <w:r>
-              <w:rPr>
-                <w:b/>
-              </w:rPr>
-              <w:t>Результат</w:t>
-            </w:r>
-          </w:p>
-        </w:tc>
-      </w:tr>
-      <w:tr>
-        <w:tc>
-          <w:tcPr>
-            <w:tcW w:type="dxa" w:w="2880"/>
-          </w:tcPr>
-          <w:p>
-            <w:r>
-              <w:t>1</w:t>
-            </w:r>
-          </w:p>
-        </w:tc>
-        <w:tc>
-          <w:tcPr>
-            <w:tcW w:type="dxa" w:w="2880"/>
-          </w:tcPr>
-          <w:p>
-            <w:r>
-              <w:t>Кликните по объекту на карте</w:t>
-            </w:r>
-          </w:p>
-        </w:tc>
-        <w:tc>
-          <w:tcPr>
-            <w:tcW w:type="dxa" w:w="2880"/>
-          </w:tcPr>
-          <w:p>
-            <w:r>
-              <w:t>Откроется информационное окно</w:t>
-            </w:r>
-          </w:p>
-        </w:tc>
-      </w:tr>
-      <w:tr>
-        <w:tc>
-          <w:tcPr>
-            <w:tcW w:type="dxa" w:w="2880"/>
-          </w:tcPr>
-          <w:p>
-            <w:r>
-              <w:t>2</w:t>
-            </w:r>
-          </w:p>
-        </w:tc>
-        <w:tc>
-          <w:tcPr>
-            <w:tcW w:type="dxa" w:w="2880"/>
-          </w:tcPr>
-          <w:p>
-            <w:r>
-              <w:t>Нажмите «Добавить комментарий»</w:t>
-            </w:r>
-          </w:p>
-        </w:tc>
-        <w:tc>
-          <w:tcPr>
-            <w:tcW w:type="dxa" w:w="2880"/>
-          </w:tcPr>
-          <w:p>
-            <w:r>
-              <w:t>Появится поле ввода текста</w:t>
-            </w:r>
-          </w:p>
-        </w:tc>
-      </w:tr>
-      <w:tr>
-        <w:tc>
-          <w:tcPr>
-            <w:tcW w:type="dxa" w:w="2880"/>
-          </w:tcPr>
-          <w:p>
-            <w:r>
-              <w:t>3</w:t>
-            </w:r>
-          </w:p>
-        </w:tc>
-        <w:tc>
-          <w:tcPr>
-            <w:tcW w:type="dxa" w:w="2880"/>
-          </w:tcPr>
-          <w:p>
-            <w:r>
-              <w:t>Введите текст комментария</w:t>
-            </w:r>
-          </w:p>
-        </w:tc>
-        <w:tc>
-          <w:tcPr>
-            <w:tcW w:type="dxa" w:w="2880"/>
-          </w:tcPr>
-          <w:p>
-            <w:r>
-              <w:t>Текст введён</w:t>
-            </w:r>
-          </w:p>
-        </w:tc>
-      </w:tr>
-      <w:tr>
-        <w:tc>
-          <w:tcPr>
-            <w:tcW w:type="dxa" w:w="2880"/>
-          </w:tcPr>
-          <w:p>
-            <w:r>
-              <w:t>4</w:t>
-            </w:r>
-          </w:p>
-        </w:tc>
-        <w:tc>
-          <w:tcPr>
-            <w:tcW w:type="dxa" w:w="2880"/>
-          </w:tcPr>
-          <w:p>
-            <w:r>
-              <w:t>Нажмите «Сохранить»</w:t>
-            </w:r>
-          </w:p>
-        </w:tc>
-        <w:tc>
-          <w:tcPr>
-            <w:tcW w:type="dxa" w:w="2880"/>
-          </w:tcPr>
-          <w:p>
-            <w:r>
-              <w:t>Комментарий на карте: пользователь, дата, текст, объект</w:t>
-            </w:r>
-          </w:p>
-        </w:tc>
-      </w:tr>
-    </w:tbl>
-    <w:p/>
-    <w:p>
-      <w:pPr>
-        <w:pStyle w:val="Heading2"/>
-      </w:pPr>
-      <w:r>
-        <w:t>1.4. Редактирование своего комментария</w:t>
-      </w:r>
-    </w:p>
-    <w:tbl>
-      <w:tblPr>
-        <w:tblStyle w:val="TableGrid"/>
-        <w:tblW w:type="auto" w:w="0"/>
-        <w:tblLook w:firstColumn="1" w:firstRow="1" w:lastColumn="0" w:lastRow="0" w:noHBand="0" w:noVBand="1" w:val="04A0"/>
-      </w:tblPr>
-      <w:tblGrid>
-        <w:gridCol w:w="2880"/>
-        <w:gridCol w:w="2880"/>
-        <w:gridCol w:w="2880"/>
-      </w:tblGrid>
-      <w:tr>
-        <w:tc>
-          <w:tcPr>
-            <w:tcW w:type="dxa" w:w="2880"/>
-            <w:shd w:fill="D9E2F3"/>
-          </w:tcPr>
-          <w:p>
-            <w:r>
-              <w:rPr>
-                <w:b/>
-              </w:rPr>
-              <w:t>Шаг</w:t>
-            </w:r>
-          </w:p>
-        </w:tc>
-        <w:tc>
-          <w:tcPr>
-            <w:tcW w:type="dxa" w:w="2880"/>
-            <w:shd w:fill="D9E2F3"/>
-          </w:tcPr>
-          <w:p>
-            <w:r>
-              <w:rPr>
-                <w:b/>
-              </w:rPr>
-              <w:t>Действие</w:t>
-            </w:r>
-          </w:p>
-        </w:tc>
-        <w:tc>
-          <w:tcPr>
-            <w:tcW w:type="dxa" w:w="2880"/>
-            <w:shd w:fill="D9E2F3"/>
-          </w:tcPr>
-          <w:p>
-            <w:r>
-              <w:rPr>
-                <w:b/>
-              </w:rPr>
-              <w:t>Результат</w:t>
-            </w:r>
-          </w:p>
-        </w:tc>
-      </w:tr>
-      <w:tr>
-        <w:tc>
-          <w:tcPr>
-            <w:tcW w:type="dxa" w:w="2880"/>
-          </w:tcPr>
-          <w:p>
-            <w:r>
-              <w:t>1</w:t>
-            </w:r>
-          </w:p>
-        </w:tc>
-        <w:tc>
-          <w:tcPr>
-            <w:tcW w:type="dxa" w:w="2880"/>
-          </w:tcPr>
-          <w:p>
-            <w:r>
-              <w:t>Кликните по своему комментарию</w:t>
-            </w:r>
-          </w:p>
-        </w:tc>
-        <w:tc>
-          <w:tcPr>
-            <w:tcW w:type="dxa" w:w="2880"/>
-          </w:tcPr>
-          <w:p>
-            <w:r>
-              <w:t>Информация по комментарию</w:t>
-            </w:r>
-          </w:p>
-        </w:tc>
-      </w:tr>
-      <w:tr>
-        <w:tc>
-          <w:tcPr>
-            <w:tcW w:type="dxa" w:w="2880"/>
-          </w:tcPr>
-          <w:p>
-            <w:r>
-              <w:t>2</w:t>
-            </w:r>
-          </w:p>
-        </w:tc>
-        <w:tc>
-          <w:tcPr>
-            <w:tcW w:type="dxa" w:w="2880"/>
-          </w:tcPr>
-          <w:p>
-            <w:r>
-              <w:t>Нажмите «Редактировать»</w:t>
-            </w:r>
-          </w:p>
-        </w:tc>
-        <w:tc>
-          <w:tcPr>
-            <w:tcW w:type="dxa" w:w="2880"/>
-          </w:tcPr>
-          <w:p>
-            <w:r>
-              <w:t>Поле редактирования</w:t>
-            </w:r>
-          </w:p>
-        </w:tc>
-      </w:tr>
-      <w:tr>
-        <w:tc>
-          <w:tcPr>
-            <w:tcW w:type="dxa" w:w="2880"/>
-          </w:tcPr>
-          <w:p>
-            <w:r>
-              <w:t>3</w:t>
-            </w:r>
-          </w:p>
-        </w:tc>
-        <w:tc>
-          <w:tcPr>
-            <w:tcW w:type="dxa" w:w="2880"/>
-          </w:tcPr>
-          <w:p>
-            <w:r>
-              <w:t>Измените текст, нажмите «Сохранить»</w:t>
-            </w:r>
-          </w:p>
-        </w:tc>
-        <w:tc>
-          <w:tcPr>
-            <w:tcW w:type="dxa" w:w="2880"/>
-          </w:tcPr>
-          <w:p>
-            <w:r>
-              <w:t>Обновлённый комментарий</w:t>
-            </w:r>
-          </w:p>
-        </w:tc>
-      </w:tr>
-    </w:tbl>
-    <w:p/>
-    <w:p>
-      <w:r>
-        <w:t>Редактировать можно только свои комментарии.</w:t>
-      </w:r>
-    </w:p>
-    <w:p>
-      <w:pPr>
-        <w:pStyle w:val="Heading2"/>
-      </w:pPr>
-      <w:r>
-        <w:t>1.5. Удаление своего комментария</w:t>
-      </w:r>
-    </w:p>
-    <w:tbl>
-      <w:tblPr>
-        <w:tblStyle w:val="TableGrid"/>
-        <w:tblW w:type="auto" w:w="0"/>
-        <w:tblLook w:firstColumn="1" w:firstRow="1" w:lastColumn="0" w:lastRow="0" w:noHBand="0" w:noVBand="1" w:val="04A0"/>
-      </w:tblPr>
-      <w:tblGrid>
-        <w:gridCol w:w="2880"/>
-        <w:gridCol w:w="2880"/>
-        <w:gridCol w:w="2880"/>
-      </w:tblGrid>
-      <w:tr>
-        <w:tc>
-          <w:tcPr>
-            <w:tcW w:type="dxa" w:w="2880"/>
-            <w:shd w:fill="D9E2F3"/>
-          </w:tcPr>
-          <w:p>
-            <w:r>
-              <w:rPr>
-                <w:b/>
-              </w:rPr>
-              <w:t>Шаг</w:t>
-            </w:r>
-          </w:p>
-        </w:tc>
-        <w:tc>
-          <w:tcPr>
-            <w:tcW w:type="dxa" w:w="2880"/>
-            <w:shd w:fill="D9E2F3"/>
-          </w:tcPr>
-          <w:p>
-            <w:r>
-              <w:rPr>
-                <w:b/>
-              </w:rPr>
-              <w:t>Действие</w:t>
-            </w:r>
-          </w:p>
-        </w:tc>
-        <w:tc>
-          <w:tcPr>
-            <w:tcW w:type="dxa" w:w="2880"/>
-            <w:shd w:fill="D9E2F3"/>
-          </w:tcPr>
-          <w:p>
-            <w:r>
-              <w:rPr>
-                <w:b/>
-              </w:rPr>
-              <w:t>Результат</w:t>
-            </w:r>
-          </w:p>
-        </w:tc>
-      </w:tr>
-      <w:tr>
-        <w:tc>
-          <w:tcPr>
-            <w:tcW w:type="dxa" w:w="2880"/>
-          </w:tcPr>
-          <w:p>
-            <w:r>
-              <w:t>1</w:t>
-            </w:r>
-          </w:p>
-        </w:tc>
-        <w:tc>
-          <w:tcPr>
-            <w:tcW w:type="dxa" w:w="2880"/>
-          </w:tcPr>
-          <w:p>
-            <w:r>
-              <w:t>Кликните по своему комментарию</w:t>
-            </w:r>
-          </w:p>
-        </w:tc>
-        <w:tc>
-          <w:tcPr>
-            <w:tcW w:type="dxa" w:w="2880"/>
-          </w:tcPr>
-          <w:p>
-            <w:r>
-              <w:t>Информация по комментарию</w:t>
-            </w:r>
-          </w:p>
-        </w:tc>
-      </w:tr>
-      <w:tr>
-        <w:tc>
-          <w:tcPr>
-            <w:tcW w:type="dxa" w:w="2880"/>
-          </w:tcPr>
-          <w:p>
-            <w:r>
-              <w:t>2</w:t>
-            </w:r>
-          </w:p>
-        </w:tc>
-        <w:tc>
-          <w:tcPr>
-            <w:tcW w:type="dxa" w:w="2880"/>
-          </w:tcPr>
-          <w:p>
-            <w:r>
-              <w:t>Нажмите «Удалить»</w:t>
-            </w:r>
-          </w:p>
-        </w:tc>
-        <w:tc>
-          <w:tcPr>
-            <w:tcW w:type="dxa" w:w="2880"/>
-          </w:tcPr>
-          <w:p>
-            <w:r>
-              <w:t>Запрос подтверждения</w:t>
-            </w:r>
-          </w:p>
-        </w:tc>
-      </w:tr>
-      <w:tr>
-        <w:tc>
-          <w:tcPr>
-            <w:tcW w:type="dxa" w:w="2880"/>
-          </w:tcPr>
-          <w:p>
-            <w:r>
-              <w:t>3</w:t>
-            </w:r>
-          </w:p>
-        </w:tc>
-        <w:tc>
-          <w:tcPr>
-            <w:tcW w:type="dxa" w:w="2880"/>
-          </w:tcPr>
-          <w:p>
-            <w:r>
-              <w:t>Нажмите «Да»</w:t>
-            </w:r>
-          </w:p>
-        </w:tc>
-        <w:tc>
-          <w:tcPr>
-            <w:tcW w:type="dxa" w:w="2880"/>
-          </w:tcPr>
-          <w:p>
-            <w:r>
-              <w:t>Комментарий исчезнет с карты</w:t>
-            </w:r>
-          </w:p>
-        </w:tc>
-      </w:tr>
-      <w:tr>
-        <w:tc>
-          <w:tcPr>
-            <w:tcW w:type="dxa" w:w="2880"/>
-          </w:tcPr>
-          <w:p>
-            <w:r>
-              <w:t>4</w:t>
-            </w:r>
-          </w:p>
-        </w:tc>
-        <w:tc>
-          <w:tcPr>
-            <w:tcW w:type="dxa" w:w="2880"/>
-          </w:tcPr>
-          <w:p>
-            <w:r>
-              <w:t>Нажмите «Назад»</w:t>
-            </w:r>
-          </w:p>
-        </w:tc>
-        <w:tc>
-          <w:tcPr>
-            <w:tcW w:type="dxa" w:w="2880"/>
-          </w:tcPr>
-          <w:p>
-            <w:r>
-              <w:t>Возврат на главную</w:t>
-            </w:r>
-          </w:p>
-        </w:tc>
-      </w:tr>
-    </w:tbl>
-    <w:p/>
-    <w:p>
-      <w:r>
-        <w:br w:type="page"/>
-      </w:r>
-    </w:p>
-    <w:p>
-      <w:pPr>
-        <w:pStyle w:val="Heading1"/>
-      </w:pPr>
-      <w:r>
-        <w:t>МОДУЛЬ 2. Визуальный ассистент</w:t>
-      </w:r>
-    </w:p>
-    <w:p>
-      <w:pPr>
-        <w:pStyle w:val="Heading2"/>
-      </w:pPr>
-      <w:r>
-        <w:t>2.1. Главный экран модуля</w:t>
-      </w:r>
-    </w:p>
-    <w:tbl>
-      <w:tblPr>
-        <w:tblStyle w:val="TableGrid"/>
-        <w:tblW w:type="auto" w:w="0"/>
-        <w:tblLook w:firstColumn="1" w:firstRow="1" w:lastColumn="0" w:lastRow="0" w:noHBand="0" w:noVBand="1" w:val="04A0"/>
-      </w:tblPr>
-      <w:tblGrid>
-        <w:gridCol w:w="2880"/>
-        <w:gridCol w:w="2880"/>
-        <w:gridCol w:w="2880"/>
-      </w:tblGrid>
-      <w:tr>
-        <w:tc>
-          <w:tcPr>
-            <w:tcW w:type="dxa" w:w="2880"/>
-            <w:shd w:fill="D9E2F3"/>
-          </w:tcPr>
-          <w:p>
-            <w:r>
-              <w:rPr>
-                <w:b/>
-              </w:rPr>
-              <w:t>Шаг</w:t>
-            </w:r>
-          </w:p>
-        </w:tc>
-        <w:tc>
-          <w:tcPr>
-            <w:tcW w:type="dxa" w:w="2880"/>
-            <w:shd w:fill="D9E2F3"/>
-          </w:tcPr>
-          <w:p>
-            <w:r>
-              <w:rPr>
-                <w:b/>
-              </w:rPr>
-              <w:t>Действие</w:t>
-            </w:r>
-          </w:p>
-        </w:tc>
-        <w:tc>
-          <w:tcPr>
-            <w:tcW w:type="dxa" w:w="2880"/>
-            <w:shd w:fill="D9E2F3"/>
-          </w:tcPr>
-          <w:p>
-            <w:r>
-              <w:rPr>
-                <w:b/>
-              </w:rPr>
-              <w:t>Результат</w:t>
-            </w:r>
-          </w:p>
-        </w:tc>
-      </w:tr>
-      <w:tr>
-        <w:tc>
-          <w:tcPr>
-            <w:tcW w:type="dxa" w:w="2880"/>
-          </w:tcPr>
-          <w:p>
-            <w:r>
-              <w:t>1</w:t>
-            </w:r>
-          </w:p>
-        </w:tc>
-        <w:tc>
-          <w:tcPr>
-            <w:tcW w:type="dxa" w:w="2880"/>
-          </w:tcPr>
-          <w:p>
-            <w:r>
-              <w:t>На главной перейдите в «Визуальный ассистент»</w:t>
-            </w:r>
-          </w:p>
-        </w:tc>
-        <w:tc>
-          <w:tcPr>
-            <w:tcW w:type="dxa" w:w="2880"/>
-          </w:tcPr>
-          <w:p>
-            <w:r>
-              <w:t>Стартовая страница модуля</w:t>
-            </w:r>
-          </w:p>
-        </w:tc>
-      </w:tr>
-      <w:tr>
-        <w:tc>
-          <w:tcPr>
-            <w:tcW w:type="dxa" w:w="2880"/>
-          </w:tcPr>
-          <w:p>
-            <w:r>
-              <w:t>2</w:t>
-            </w:r>
-          </w:p>
-        </w:tc>
-        <w:tc>
-          <w:tcPr>
-            <w:tcW w:type="dxa" w:w="2880"/>
-          </w:tcPr>
-          <w:p>
-            <w:r>
-              <w:t>Просмотрите 6 виджетов</w:t>
-            </w:r>
-          </w:p>
-        </w:tc>
-        <w:tc>
-          <w:tcPr>
-            <w:tcW w:type="dxa" w:w="2880"/>
-          </w:tcPr>
-          <w:p>
-            <w:r>
-              <w:t>Добыча, Газ и Энергетика, Экономика, HSE, HR, Капстроительство</w:t>
-            </w:r>
-          </w:p>
-        </w:tc>
-      </w:tr>
-      <w:tr>
-        <w:tc>
-          <w:tcPr>
-            <w:tcW w:type="dxa" w:w="2880"/>
-          </w:tcPr>
-          <w:p>
-            <w:r>
-              <w:t>3</w:t>
-            </w:r>
-          </w:p>
-        </w:tc>
-        <w:tc>
-          <w:tcPr>
-            <w:tcW w:type="dxa" w:w="2880"/>
-          </w:tcPr>
-          <w:p>
-            <w:r>
-              <w:t>Нажмите на виджет</w:t>
-            </w:r>
-          </w:p>
-        </w:tc>
-        <w:tc>
-          <w:tcPr>
-            <w:tcW w:type="dxa" w:w="2880"/>
-          </w:tcPr>
-          <w:p>
-            <w:r>
-              <w:t>Полноэкранный аналитический просмотр по направлению</w:t>
-            </w:r>
-          </w:p>
-        </w:tc>
-      </w:tr>
-    </w:tbl>
-    <w:p/>
-    <w:p>
-      <w:pPr>
-        <w:pStyle w:val="Heading2"/>
-      </w:pPr>
-      <w:r>
-        <w:t>2.2. Направление «Добыча» — вкладка «Ключевые показатели»</w:t>
-      </w:r>
-    </w:p>
-    <w:p>
-      <w:r>
-        <w:t>Путь: Визуальный ассистент → Добыча → Ключевые показатели</w:t>
-      </w:r>
-    </w:p>
-    <w:tbl>
-      <w:tblPr>
-        <w:tblStyle w:val="TableGrid"/>
-        <w:tblW w:type="auto" w:w="0"/>
-        <w:tblLook w:firstColumn="1" w:firstRow="1" w:lastColumn="0" w:lastRow="0" w:noHBand="0" w:noVBand="1" w:val="04A0"/>
-      </w:tblPr>
-      <w:tblGrid>
-        <w:gridCol w:w="2880"/>
-        <w:gridCol w:w="2880"/>
-        <w:gridCol w:w="2880"/>
-      </w:tblGrid>
-      <w:tr>
-        <w:tc>
-          <w:tcPr>
-            <w:tcW w:type="dxa" w:w="2880"/>
-            <w:shd w:fill="D9E2F3"/>
-          </w:tcPr>
-          <w:p>
-            <w:r>
-              <w:rPr>
-                <w:b/>
-              </w:rPr>
-              <w:t>График</w:t>
-            </w:r>
-          </w:p>
-        </w:tc>
-        <w:tc>
-          <w:tcPr>
-            <w:tcW w:type="dxa" w:w="2880"/>
-            <w:shd w:fill="D9E2F3"/>
-          </w:tcPr>
-          <w:p>
-            <w:r>
-              <w:rPr>
-                <w:b/>
-              </w:rPr>
-              <w:t>Действие</w:t>
-            </w:r>
-          </w:p>
-        </w:tc>
-        <w:tc>
-          <w:tcPr>
-            <w:tcW w:type="dxa" w:w="2880"/>
-            <w:shd w:fill="D9E2F3"/>
-          </w:tcPr>
-          <w:p>
-            <w:r>
-              <w:rPr>
-                <w:b/>
-              </w:rPr>
-              <w:t>Результат</w:t>
-            </w:r>
-          </w:p>
-        </w:tc>
-      </w:tr>
-      <w:tr>
-        <w:tc>
-          <w:tcPr>
-            <w:tcW w:type="dxa" w:w="2880"/>
-          </w:tcPr>
-          <w:p>
-            <w:r>
-              <w:t>Добыча нефти</w:t>
-            </w:r>
-          </w:p>
-        </w:tc>
-        <w:tc>
-          <w:tcPr>
-            <w:tcW w:type="dxa" w:w="2880"/>
-          </w:tcPr>
-          <w:p>
-            <w:r>
-              <w:t>Наведите на столбец (например, март)</w:t>
-            </w:r>
-          </w:p>
-        </w:tc>
-        <w:tc>
-          <w:tcPr>
-            <w:tcW w:type="dxa" w:w="2880"/>
-          </w:tcPr>
-          <w:p>
-            <w:r>
-              <w:t>Тултип; слева — суммарные данные за год</w:t>
-            </w:r>
-          </w:p>
-        </w:tc>
-      </w:tr>
-      <w:tr>
-        <w:tc>
-          <w:tcPr>
-            <w:tcW w:type="dxa" w:w="2880"/>
-          </w:tcPr>
-          <w:p>
-            <w:r>
-              <w:t>Добыча жидкости</w:t>
-            </w:r>
-          </w:p>
-        </w:tc>
-        <w:tc>
-          <w:tcPr>
-            <w:tcW w:type="dxa" w:w="2880"/>
-          </w:tcPr>
-          <w:p>
-            <w:r>
-              <w:t>Наведите на элемент графика</w:t>
-            </w:r>
-          </w:p>
-        </w:tc>
-        <w:tc>
-          <w:tcPr>
-            <w:tcW w:type="dxa" w:w="2880"/>
-          </w:tcPr>
-          <w:p>
-            <w:r>
-              <w:t>Факт, прогноз, бизнес-план, график по месяцам</w:t>
-            </w:r>
-          </w:p>
-        </w:tc>
-      </w:tr>
-      <w:tr>
-        <w:tc>
-          <w:tcPr>
-            <w:tcW w:type="dxa" w:w="2880"/>
-          </w:tcPr>
-          <w:p>
-            <w:r>
-              <w:t>Закачка</w:t>
-            </w:r>
-          </w:p>
-        </w:tc>
-        <w:tc>
-          <w:tcPr>
-            <w:tcW w:type="dxa" w:w="2880"/>
-          </w:tcPr>
-          <w:p>
-            <w:r>
-              <w:t>Наведите на график и легенду справа</w:t>
-            </w:r>
-          </w:p>
-        </w:tc>
-        <w:tc>
-          <w:tcPr>
-            <w:tcW w:type="dxa" w:w="2880"/>
-          </w:tcPr>
-          <w:p>
-            <w:r>
-              <w:t>Данные за год; легенда включает/скрывает серии</w:t>
-            </w:r>
-          </w:p>
-        </w:tc>
-      </w:tr>
-      <w:tr>
-        <w:tc>
-          <w:tcPr>
-            <w:tcW w:type="dxa" w:w="2880"/>
-          </w:tcPr>
-          <w:p>
-            <w:r>
-              <w:t>Добыча газа</w:t>
-            </w:r>
-          </w:p>
-        </w:tc>
-        <w:tc>
-          <w:tcPr>
-            <w:tcW w:type="dxa" w:w="2880"/>
-          </w:tcPr>
-          <w:p>
-            <w:r>
-              <w:t>Наведите на элемент</w:t>
-            </w:r>
-          </w:p>
-        </w:tc>
-        <w:tc>
-          <w:tcPr>
-            <w:tcW w:type="dxa" w:w="2880"/>
-          </w:tcPr>
-          <w:p>
-            <w:r>
-              <w:t>Показатели добычи газа</w:t>
-            </w:r>
-          </w:p>
-        </w:tc>
-      </w:tr>
-      <w:tr>
-        <w:tc>
-          <w:tcPr>
-            <w:tcW w:type="dxa" w:w="2880"/>
-          </w:tcPr>
-          <w:p>
-            <w:r>
-              <w:t>Показатели по газу</w:t>
-            </w:r>
-          </w:p>
-        </w:tc>
-        <w:tc>
-          <w:tcPr>
-            <w:tcW w:type="dxa" w:w="2880"/>
-          </w:tcPr>
-          <w:p>
-            <w:r>
-              <w:t>Наведите на утилизацию</w:t>
-            </w:r>
-          </w:p>
-        </w:tc>
-        <w:tc>
-          <w:tcPr>
-            <w:tcW w:type="dxa" w:w="2880"/>
-          </w:tcPr>
-          <w:p>
-            <w:r>
-              <w:t>Показатели по газу</w:t>
-            </w:r>
-          </w:p>
-        </w:tc>
-      </w:tr>
-      <w:tr>
-        <w:tc>
-          <w:tcPr>
-            <w:tcW w:type="dxa" w:w="2880"/>
-          </w:tcPr>
-          <w:p>
-            <w:r>
-              <w:t>Добыча УВ</w:t>
-            </w:r>
-          </w:p>
-        </w:tc>
-        <w:tc>
-          <w:tcPr>
-            <w:tcW w:type="dxa" w:w="2880"/>
-          </w:tcPr>
-          <w:p>
-            <w:r>
-              <w:t>Наведите на месяц</w:t>
-            </w:r>
-          </w:p>
-        </w:tc>
-        <w:tc>
-          <w:tcPr>
-            <w:tcW w:type="dxa" w:w="2880"/>
-          </w:tcPr>
-          <w:p>
-            <w:r>
-              <w:t>Данные по добыче УВ</w:t>
-            </w:r>
-          </w:p>
-        </w:tc>
-      </w:tr>
-      <w:tr>
-        <w:tc>
-          <w:tcPr>
-            <w:tcW w:type="dxa" w:w="2880"/>
-          </w:tcPr>
-          <w:p>
-            <w:r>
-              <w:t>Сдача нефти</w:t>
-            </w:r>
-          </w:p>
-        </w:tc>
-        <w:tc>
-          <w:tcPr>
-            <w:tcW w:type="dxa" w:w="2880"/>
-          </w:tcPr>
-          <w:p>
-            <w:r>
-              <w:t>Наведите на месяц</w:t>
-            </w:r>
-          </w:p>
-        </w:tc>
-        <w:tc>
-          <w:tcPr>
-            <w:tcW w:type="dxa" w:w="2880"/>
-          </w:tcPr>
-          <w:p>
-            <w:r>
-              <w:t>Данные по сдаче нефти</w:t>
-            </w:r>
-          </w:p>
-        </w:tc>
-      </w:tr>
-      <w:tr>
-        <w:tc>
-          <w:tcPr>
-            <w:tcW w:type="dxa" w:w="2880"/>
-          </w:tcPr>
-          <w:p>
-            <w:r>
-              <w:t>Динамика фонда скважин</w:t>
-            </w:r>
-          </w:p>
-        </w:tc>
-        <w:tc>
-          <w:tcPr>
-            <w:tcW w:type="dxa" w:w="2880"/>
-          </w:tcPr>
-          <w:p>
-            <w:r>
-              <w:t>Просмотрите график</w:t>
-            </w:r>
-          </w:p>
-        </w:tc>
-        <w:tc>
-          <w:tcPr>
-            <w:tcW w:type="dxa" w:w="2880"/>
-          </w:tcPr>
-          <w:p>
-            <w:r>
-              <w:t>Динамика фонда по категориям</w:t>
-            </w:r>
-          </w:p>
-        </w:tc>
-      </w:tr>
-      <w:tr>
-        <w:tc>
-          <w:tcPr>
-            <w:tcW w:type="dxa" w:w="2880"/>
-          </w:tcPr>
-          <w:p>
-            <w:r>
-              <w:t>Фонд скважин ДО</w:t>
-            </w:r>
-          </w:p>
-        </w:tc>
-        <w:tc>
-          <w:tcPr>
-            <w:tcW w:type="dxa" w:w="2880"/>
-          </w:tcPr>
-          <w:p>
-            <w:r>
-              <w:t>Просмотрите график</w:t>
-            </w:r>
-          </w:p>
-        </w:tc>
-        <w:tc>
-          <w:tcPr>
-            <w:tcW w:type="dxa" w:w="2880"/>
-          </w:tcPr>
-          <w:p>
-            <w:r>
-              <w:t>Состояние фонда по ДО</w:t>
-            </w:r>
-          </w:p>
-        </w:tc>
-      </w:tr>
-    </w:tbl>
-    <w:p/>
-    <w:p>
-      <w:pPr>
-        <w:pStyle w:val="Heading2"/>
-      </w:pPr>
-      <w:r>
-        <w:t>2.3. Вкладка «Работа с фондом»</w:t>
-      </w:r>
-    </w:p>
-    <w:p>
-      <w:r>
-        <w:t>Путь: Визуальный ассистент → Добыча → Работа с фондом</w:t>
-      </w:r>
-    </w:p>
-    <w:tbl>
-      <w:tblPr>
-        <w:tblStyle w:val="TableGrid"/>
-        <w:tblW w:type="auto" w:w="0"/>
-        <w:tblLook w:firstColumn="1" w:firstRow="1" w:lastColumn="0" w:lastRow="0" w:noHBand="0" w:noVBand="1" w:val="04A0"/>
-      </w:tblPr>
-      <w:tblGrid>
-        <w:gridCol w:w="2880"/>
-        <w:gridCol w:w="2880"/>
-        <w:gridCol w:w="2880"/>
-      </w:tblGrid>
-      <w:tr>
-        <w:tc>
-          <w:tcPr>
-            <w:tcW w:type="dxa" w:w="2880"/>
-            <w:shd w:fill="D9E2F3"/>
-          </w:tcPr>
-          <w:p>
-            <w:r>
-              <w:rPr>
-                <w:b/>
-              </w:rPr>
-              <w:t>График</w:t>
-            </w:r>
-          </w:p>
-        </w:tc>
-        <w:tc>
-          <w:tcPr>
-            <w:tcW w:type="dxa" w:w="2880"/>
-            <w:shd w:fill="D9E2F3"/>
-          </w:tcPr>
-          <w:p>
-            <w:r>
-              <w:rPr>
-                <w:b/>
-              </w:rPr>
-              <w:t>Действие</w:t>
-            </w:r>
-          </w:p>
-        </w:tc>
-        <w:tc>
-          <w:tcPr>
-            <w:tcW w:type="dxa" w:w="2880"/>
-            <w:shd w:fill="D9E2F3"/>
-          </w:tcPr>
-          <w:p>
-            <w:r>
-              <w:rPr>
-                <w:b/>
-              </w:rPr>
-              <w:t>Результат</w:t>
-            </w:r>
-          </w:p>
-        </w:tc>
-      </w:tr>
-      <w:tr>
-        <w:tc>
-          <w:tcPr>
-            <w:tcW w:type="dxa" w:w="2880"/>
-          </w:tcPr>
-          <w:p>
-            <w:r>
-              <w:t>Распределение отказов</w:t>
-            </w:r>
-          </w:p>
-        </w:tc>
-        <w:tc>
-          <w:tcPr>
-            <w:tcW w:type="dxa" w:w="2880"/>
-          </w:tcPr>
-          <w:p>
-            <w:r>
-              <w:t>Просмотр</w:t>
-            </w:r>
-          </w:p>
-        </w:tc>
-        <w:tc>
-          <w:tcPr>
-            <w:tcW w:type="dxa" w:w="2880"/>
-          </w:tcPr>
-          <w:p>
-            <w:r>
-              <w:t>Распределение отказов</w:t>
-            </w:r>
-          </w:p>
-        </w:tc>
-      </w:tr>
-      <w:tr>
-        <w:tc>
-          <w:tcPr>
-            <w:tcW w:type="dxa" w:w="2880"/>
-          </w:tcPr>
-          <w:p>
-            <w:r>
-              <w:t>Динамика отказов</w:t>
-            </w:r>
-          </w:p>
-        </w:tc>
-        <w:tc>
-          <w:tcPr>
-            <w:tcW w:type="dxa" w:w="2880"/>
-          </w:tcPr>
-          <w:p>
-            <w:r>
-              <w:t>Просмотр</w:t>
-            </w:r>
-          </w:p>
-        </w:tc>
-        <w:tc>
-          <w:tcPr>
-            <w:tcW w:type="dxa" w:w="2880"/>
-          </w:tcPr>
-          <w:p>
-            <w:r>
-              <w:t>Динамика отказов</w:t>
-            </w:r>
-          </w:p>
-        </w:tc>
-      </w:tr>
-      <w:tr>
-        <w:tc>
-          <w:tcPr>
-            <w:tcW w:type="dxa" w:w="2880"/>
-          </w:tcPr>
-          <w:p>
-            <w:r>
-              <w:t>Динамика фонда по категориям</w:t>
-            </w:r>
-          </w:p>
-        </w:tc>
-        <w:tc>
-          <w:tcPr>
-            <w:tcW w:type="dxa" w:w="2880"/>
-          </w:tcPr>
-          <w:p>
-            <w:r>
-              <w:t>Просмотр</w:t>
-            </w:r>
-          </w:p>
-        </w:tc>
-        <w:tc>
-          <w:tcPr>
-            <w:tcW w:type="dxa" w:w="2880"/>
-          </w:tcPr>
-          <w:p>
-            <w:r>
-              <w:t>Динамика по категориям</w:t>
-            </w:r>
-          </w:p>
-        </w:tc>
-      </w:tr>
-      <w:tr>
-        <w:tc>
-          <w:tcPr>
-            <w:tcW w:type="dxa" w:w="2880"/>
-          </w:tcPr>
-          <w:p>
-            <w:r>
-              <w:t>Фонд скважин по ДО</w:t>
-            </w:r>
-          </w:p>
-        </w:tc>
-        <w:tc>
-          <w:tcPr>
-            <w:tcW w:type="dxa" w:w="2880"/>
-          </w:tcPr>
-          <w:p>
-            <w:r>
-              <w:t>Просмотр</w:t>
-            </w:r>
-          </w:p>
-        </w:tc>
-        <w:tc>
-          <w:tcPr>
-            <w:tcW w:type="dxa" w:w="2880"/>
-          </w:tcPr>
-          <w:p>
-            <w:r>
-              <w:t>Фонд по ДО</w:t>
-            </w:r>
-          </w:p>
-        </w:tc>
-      </w:tr>
-      <w:tr>
-        <w:tc>
-          <w:tcPr>
-            <w:tcW w:type="dxa" w:w="2880"/>
-          </w:tcPr>
-          <w:p>
-            <w:r>
-              <w:t>ННО</w:t>
-            </w:r>
-          </w:p>
-        </w:tc>
-        <w:tc>
-          <w:tcPr>
-            <w:tcW w:type="dxa" w:w="2880"/>
-          </w:tcPr>
-          <w:p>
-            <w:r>
-              <w:t>Наведите + легенда</w:t>
-            </w:r>
-          </w:p>
-        </w:tc>
-        <w:tc>
-          <w:tcPr>
-            <w:tcW w:type="dxa" w:w="2880"/>
-          </w:tcPr>
-          <w:p>
-            <w:r>
-              <w:t>Тултип, управление сериями</w:t>
-            </w:r>
-          </w:p>
-        </w:tc>
-      </w:tr>
-      <w:tr>
-        <w:tc>
-          <w:tcPr>
-            <w:tcW w:type="dxa" w:w="2880"/>
-          </w:tcPr>
-          <w:p>
-            <w:r>
-              <w:t>МРП без ГТМ</w:t>
-            </w:r>
-          </w:p>
-        </w:tc>
-        <w:tc>
-          <w:tcPr>
-            <w:tcW w:type="dxa" w:w="2880"/>
-          </w:tcPr>
-          <w:p>
-            <w:r>
-              <w:t>Наведите + легенда</w:t>
-            </w:r>
-          </w:p>
-        </w:tc>
-        <w:tc>
-          <w:tcPr>
-            <w:tcW w:type="dxa" w:w="2880"/>
-          </w:tcPr>
-          <w:p>
-            <w:r>
-              <w:t>Показатели МРП без ГТМ</w:t>
-            </w:r>
-          </w:p>
-        </w:tc>
-      </w:tr>
-    </w:tbl>
-    <w:p/>
-    <w:p>
-      <w:pPr>
-        <w:pStyle w:val="Heading2"/>
-      </w:pPr>
-      <w:r>
-        <w:t>2.4. Вкладка «Недоборы»</w:t>
-      </w:r>
-    </w:p>
-    <w:p>
-      <w:r>
-        <w:t>Путь: Визуальный ассистент → Добыча → Недоборы</w:t>
-      </w:r>
-    </w:p>
-    <w:tbl>
-      <w:tblPr>
-        <w:tblStyle w:val="TableGrid"/>
-        <w:tblW w:type="auto" w:w="0"/>
-        <w:tblLook w:firstColumn="1" w:firstRow="1" w:lastColumn="0" w:lastRow="0" w:noHBand="0" w:noVBand="1" w:val="04A0"/>
-      </w:tblPr>
-      <w:tblGrid>
-        <w:gridCol w:w="4320"/>
-        <w:gridCol w:w="4320"/>
-      </w:tblGrid>
-      <w:tr>
-        <w:tc>
-          <w:tcPr>
-            <w:tcW w:type="dxa" w:w="4320"/>
-            <w:shd w:fill="D9E2F3"/>
-          </w:tcPr>
-          <w:p>
-            <w:r>
-              <w:rPr>
-                <w:b/>
-              </w:rPr>
-              <w:t>График</w:t>
-            </w:r>
-          </w:p>
-        </w:tc>
-        <w:tc>
-          <w:tcPr>
-            <w:tcW w:type="dxa" w:w="4320"/>
-            <w:shd w:fill="D9E2F3"/>
-          </w:tcPr>
-          <w:p>
-            <w:r>
-              <w:rPr>
-                <w:b/>
-              </w:rPr>
-              <w:t>Результат</w:t>
-            </w:r>
-          </w:p>
-        </w:tc>
-      </w:tr>
-      <w:tr>
-        <w:tc>
-          <w:tcPr>
-            <w:tcW w:type="dxa" w:w="4320"/>
-          </w:tcPr>
-          <w:p>
-            <w:r>
-              <w:t>Распределение причин ВСП</w:t>
-            </w:r>
-          </w:p>
-        </w:tc>
-        <w:tc>
-          <w:tcPr>
-            <w:tcW w:type="dxa" w:w="4320"/>
-          </w:tcPr>
-          <w:p>
-            <w:r>
-              <w:t>Причины внутрисменных простоев</w:t>
-            </w:r>
-          </w:p>
-        </w:tc>
-      </w:tr>
-      <w:tr>
-        <w:tc>
-          <w:tcPr>
-            <w:tcW w:type="dxa" w:w="4320"/>
-          </w:tcPr>
-          <w:p>
-            <w:r>
-              <w:t>Динамика ВСП (количество)</w:t>
-            </w:r>
-          </w:p>
-        </w:tc>
-        <w:tc>
-          <w:tcPr>
-            <w:tcW w:type="dxa" w:w="4320"/>
-          </w:tcPr>
-          <w:p>
-            <w:r>
-              <w:t>Динамика количества ВСП</w:t>
-            </w:r>
-          </w:p>
-        </w:tc>
-      </w:tr>
-      <w:tr>
-        <w:tc>
-          <w:tcPr>
-            <w:tcW w:type="dxa" w:w="4320"/>
-          </w:tcPr>
-          <w:p>
-            <w:r>
-              <w:t>Потенциальная добыча от ВСП</w:t>
-            </w:r>
-          </w:p>
-        </w:tc>
-        <w:tc>
-          <w:tcPr>
-            <w:tcW w:type="dxa" w:w="4320"/>
-          </w:tcPr>
-          <w:p>
-            <w:r>
-              <w:t>Потенциал от простоев</w:t>
-            </w:r>
-          </w:p>
-        </w:tc>
-      </w:tr>
-      <w:tr>
-        <w:tc>
-          <w:tcPr>
-            <w:tcW w:type="dxa" w:w="4320"/>
-          </w:tcPr>
-          <w:p>
-            <w:r>
-              <w:t>Потенциал по нефти Топ-10</w:t>
-            </w:r>
-          </w:p>
-        </w:tc>
-        <w:tc>
-          <w:tcPr>
-            <w:tcW w:type="dxa" w:w="4320"/>
-          </w:tcPr>
-          <w:p>
-            <w:r>
-              <w:t>Топ-10 по потенциалу</w:t>
-            </w:r>
-          </w:p>
-        </w:tc>
-      </w:tr>
-    </w:tbl>
-    <w:p/>
-    <w:p>
-      <w:pPr>
-        <w:pStyle w:val="Heading2"/>
-      </w:pPr>
-      <w:r>
-        <w:t>2.5. Комментарии на графиках</w:t>
-      </w:r>
-    </w:p>
-    <w:p>
-      <w:pPr>
-        <w:pStyle w:val="ListBullet"/>
-      </w:pPr>
-      <w:r>
-        <w:t>Добавить комментарий:</w:t>
-      </w:r>
-    </w:p>
-    <w:tbl>
-      <w:tblPr>
-        <w:tblStyle w:val="TableGrid"/>
-        <w:tblW w:type="auto" w:w="0"/>
-        <w:tblLook w:firstColumn="1" w:firstRow="1" w:lastColumn="0" w:lastRow="0" w:noHBand="0" w:noVBand="1" w:val="04A0"/>
-      </w:tblPr>
-      <w:tblGrid>
-        <w:gridCol w:w="2880"/>
-        <w:gridCol w:w="2880"/>
-        <w:gridCol w:w="2880"/>
-      </w:tblGrid>
-      <w:tr>
-        <w:tc>
-          <w:tcPr>
-            <w:tcW w:type="dxa" w:w="2880"/>
-            <w:shd w:fill="D9E2F3"/>
-          </w:tcPr>
-          <w:p>
-            <w:r>
-              <w:rPr>
-                <w:b/>
-              </w:rPr>
-              <w:t>Шаг</w:t>
-            </w:r>
-          </w:p>
-        </w:tc>
-        <w:tc>
-          <w:tcPr>
-            <w:tcW w:type="dxa" w:w="2880"/>
-            <w:shd w:fill="D9E2F3"/>
-          </w:tcPr>
-          <w:p>
-            <w:r>
-              <w:rPr>
-                <w:b/>
-              </w:rPr>
-              <w:t>Действие</w:t>
-            </w:r>
-          </w:p>
-        </w:tc>
-        <w:tc>
-          <w:tcPr>
-            <w:tcW w:type="dxa" w:w="2880"/>
-            <w:shd w:fill="D9E2F3"/>
-          </w:tcPr>
-          <w:p>
-            <w:r>
-              <w:rPr>
-                <w:b/>
-              </w:rPr>
-              <w:t>Результат</w:t>
-            </w:r>
-          </w:p>
-        </w:tc>
-      </w:tr>
-      <w:tr>
-        <w:tc>
-          <w:tcPr>
-            <w:tcW w:type="dxa" w:w="2880"/>
-          </w:tcPr>
-          <w:p>
-            <w:r>
-              <w:t>1</w:t>
-            </w:r>
-          </w:p>
-        </w:tc>
-        <w:tc>
-          <w:tcPr>
-            <w:tcW w:type="dxa" w:w="2880"/>
-          </w:tcPr>
-          <w:p>
-            <w:r>
-              <w:t>Включите «Комментирование» на панели</w:t>
-            </w:r>
-          </w:p>
-        </w:tc>
-        <w:tc>
-          <w:tcPr>
-            <w:tcW w:type="dxa" w:w="2880"/>
-          </w:tcPr>
-          <w:p>
-            <w:r>
-              <w:t>Режим ввода активен</w:t>
-            </w:r>
-          </w:p>
-        </w:tc>
-      </w:tr>
-      <w:tr>
-        <w:tc>
-          <w:tcPr>
-            <w:tcW w:type="dxa" w:w="2880"/>
-          </w:tcPr>
-          <w:p>
-            <w:r>
-              <w:t>2</w:t>
-            </w:r>
-          </w:p>
-        </w:tc>
-        <w:tc>
-          <w:tcPr>
-            <w:tcW w:type="dxa" w:w="2880"/>
-          </w:tcPr>
-          <w:p>
-            <w:r>
-              <w:t>Кликните параметр на графике</w:t>
-            </w:r>
-          </w:p>
-        </w:tc>
-        <w:tc>
-          <w:tcPr>
-            <w:tcW w:type="dxa" w:w="2880"/>
-          </w:tcPr>
-          <w:p>
-            <w:r>
-              <w:t>Поле ввода</w:t>
-            </w:r>
-          </w:p>
-        </w:tc>
-      </w:tr>
-      <w:tr>
-        <w:tc>
-          <w:tcPr>
-            <w:tcW w:type="dxa" w:w="2880"/>
-          </w:tcPr>
-          <w:p>
-            <w:r>
-              <w:t>3</w:t>
-            </w:r>
-          </w:p>
-        </w:tc>
-        <w:tc>
-          <w:tcPr>
-            <w:tcW w:type="dxa" w:w="2880"/>
-          </w:tcPr>
-          <w:p>
-            <w:r>
-              <w:t>Введите текст, «Сохранить»</w:t>
-            </w:r>
-          </w:p>
-        </w:tc>
-        <w:tc>
-          <w:tcPr>
-            <w:tcW w:type="dxa" w:w="2880"/>
-          </w:tcPr>
-          <w:p>
-            <w:r>
-              <w:t>Комментарий на графике</w:t>
-            </w:r>
-          </w:p>
-        </w:tc>
-      </w:tr>
-      <w:tr>
-        <w:tc>
-          <w:tcPr>
-            <w:tcW w:type="dxa" w:w="2880"/>
-          </w:tcPr>
-          <w:p>
-            <w:r>
-              <w:t>4</w:t>
-            </w:r>
-          </w:p>
-        </w:tc>
-        <w:tc>
-          <w:tcPr>
-            <w:tcW w:type="dxa" w:w="2880"/>
-          </w:tcPr>
-          <w:p>
-            <w:r>
-              <w:t>Откройте почту</w:t>
-            </w:r>
-          </w:p>
-        </w:tc>
-        <w:tc>
-          <w:tcPr>
-            <w:tcW w:type="dxa" w:w="2880"/>
-          </w:tcPr>
-          <w:p>
-            <w:r>
-              <w:t>Уведомление об комментарии</w:t>
-            </w:r>
-          </w:p>
-        </w:tc>
-      </w:tr>
-    </w:tbl>
-    <w:p/>
-    <w:p>
-      <w:pPr>
-        <w:pStyle w:val="ListBullet"/>
-      </w:pPr>
-      <w:r>
-        <w:t>Показать / редактировать / удалить:</w:t>
-      </w:r>
-    </w:p>
-    <w:tbl>
-      <w:tblPr>
-        <w:tblStyle w:val="TableGrid"/>
-        <w:tblW w:type="auto" w:w="0"/>
-        <w:tblLook w:firstColumn="1" w:firstRow="1" w:lastColumn="0" w:lastRow="0" w:noHBand="0" w:noVBand="1" w:val="04A0"/>
-      </w:tblPr>
-      <w:tblGrid>
-        <w:gridCol w:w="2880"/>
-        <w:gridCol w:w="2880"/>
-        <w:gridCol w:w="2880"/>
-      </w:tblGrid>
-      <w:tr>
-        <w:tc>
-          <w:tcPr>
-            <w:tcW w:type="dxa" w:w="2880"/>
-            <w:shd w:fill="D9E2F3"/>
-          </w:tcPr>
-          <w:p>
-            <w:r>
-              <w:rPr>
-                <w:b/>
-              </w:rPr>
-              <w:t>Действие</w:t>
-            </w:r>
-          </w:p>
-        </w:tc>
-        <w:tc>
-          <w:tcPr>
-            <w:tcW w:type="dxa" w:w="2880"/>
-            <w:shd w:fill="D9E2F3"/>
-          </w:tcPr>
-          <w:p>
-            <w:r>
-              <w:rPr>
-                <w:b/>
-              </w:rPr>
-              <w:t>Шаги</w:t>
-            </w:r>
-          </w:p>
-        </w:tc>
-        <w:tc>
-          <w:tcPr>
-            <w:tcW w:type="dxa" w:w="2880"/>
-            <w:shd w:fill="D9E2F3"/>
-          </w:tcPr>
-          <w:p>
-            <w:r>
-              <w:rPr>
-                <w:b/>
-              </w:rPr>
-              <w:t>Результат</w:t>
-            </w:r>
-          </w:p>
-        </w:tc>
-      </w:tr>
-      <w:tr>
-        <w:tc>
-          <w:tcPr>
-            <w:tcW w:type="dxa" w:w="2880"/>
-          </w:tcPr>
-          <w:p>
-            <w:r>
-              <w:t>Показать</w:t>
-            </w:r>
-          </w:p>
-        </w:tc>
-        <w:tc>
-          <w:tcPr>
-            <w:tcW w:type="dxa" w:w="2880"/>
-          </w:tcPr>
-          <w:p>
-            <w:r>
-              <w:t>«Показать комментарии» на панели</w:t>
-            </w:r>
-          </w:p>
-        </w:tc>
-        <w:tc>
-          <w:tcPr>
-            <w:tcW w:type="dxa" w:w="2880"/>
-          </w:tcPr>
-          <w:p>
-            <w:r>
-              <w:t>Комментарии видны на графиках</w:t>
-            </w:r>
-          </w:p>
-        </w:tc>
-      </w:tr>
-      <w:tr>
-        <w:tc>
-          <w:tcPr>
-            <w:tcW w:type="dxa" w:w="2880"/>
-          </w:tcPr>
-          <w:p>
-            <w:r>
-              <w:t>Редактировать</w:t>
-            </w:r>
-          </w:p>
-        </w:tc>
-        <w:tc>
-          <w:tcPr>
-            <w:tcW w:type="dxa" w:w="2880"/>
-          </w:tcPr>
-          <w:p>
-            <w:r>
-              <w:t>Клик → «Редактировать» → текст → «Сохранить»</w:t>
-            </w:r>
-          </w:p>
-        </w:tc>
-        <w:tc>
-          <w:tcPr>
-            <w:tcW w:type="dxa" w:w="2880"/>
-          </w:tcPr>
-          <w:p>
-            <w:r>
-              <w:t>Обновлённый комментарий</w:t>
-            </w:r>
-          </w:p>
-        </w:tc>
-      </w:tr>
-      <w:tr>
-        <w:tc>
-          <w:tcPr>
-            <w:tcW w:type="dxa" w:w="2880"/>
-          </w:tcPr>
-          <w:p>
-            <w:r>
-              <w:t>Удалить</w:t>
-            </w:r>
-          </w:p>
-        </w:tc>
-        <w:tc>
-          <w:tcPr>
-            <w:tcW w:type="dxa" w:w="2880"/>
-          </w:tcPr>
-          <w:p>
-            <w:r>
-              <w:t>Клик → «Удалить» → «Да»</w:t>
-            </w:r>
-          </w:p>
-        </w:tc>
-        <w:tc>
-          <w:tcPr>
-            <w:tcW w:type="dxa" w:w="2880"/>
-          </w:tcPr>
-          <w:p>
-            <w:r>
-              <w:t>Комментарий удалён</w:t>
-            </w:r>
-          </w:p>
-        </w:tc>
-      </w:tr>
-    </w:tbl>
-    <w:p/>
-    <w:p>
-      <w:r>
-        <w:br w:type="page"/>
-      </w:r>
-    </w:p>
-    <w:p>
-      <w:pPr>
-        <w:pStyle w:val="Heading1"/>
-      </w:pPr>
-      <w:r>
-        <w:t>МОДУЛЬ 3. Каскад КПЭ</w:t>
-      </w:r>
-    </w:p>
-    <w:p>
-      <w:pPr>
-        <w:pStyle w:val="Heading2"/>
-      </w:pPr>
-      <w:r>
-        <w:t>3.1. Главная страница модуля</w:t>
-      </w:r>
-    </w:p>
-    <w:tbl>
-      <w:tblPr>
-        <w:tblStyle w:val="TableGrid"/>
-        <w:tblW w:type="auto" w:w="0"/>
-        <w:tblLook w:firstColumn="1" w:firstRow="1" w:lastColumn="0" w:lastRow="0" w:noHBand="0" w:noVBand="1" w:val="04A0"/>
-      </w:tblPr>
-      <w:tblGrid>
-        <w:gridCol w:w="2880"/>
-        <w:gridCol w:w="2880"/>
-        <w:gridCol w:w="2880"/>
-      </w:tblGrid>
-      <w:tr>
-        <w:tc>
-          <w:tcPr>
-            <w:tcW w:type="dxa" w:w="2880"/>
-            <w:shd w:fill="D9E2F3"/>
-          </w:tcPr>
-          <w:p>
-            <w:r>
-              <w:rPr>
-                <w:b/>
-              </w:rPr>
-              <w:t>Шаг</w:t>
-            </w:r>
-          </w:p>
-        </w:tc>
-        <w:tc>
-          <w:tcPr>
-            <w:tcW w:type="dxa" w:w="2880"/>
-            <w:shd w:fill="D9E2F3"/>
-          </w:tcPr>
-          <w:p>
-            <w:r>
-              <w:rPr>
-                <w:b/>
-              </w:rPr>
-              <w:t>Действие</w:t>
-            </w:r>
-          </w:p>
-        </w:tc>
-        <w:tc>
-          <w:tcPr>
-            <w:tcW w:type="dxa" w:w="2880"/>
-            <w:shd w:fill="D9E2F3"/>
-          </w:tcPr>
-          <w:p>
-            <w:r>
-              <w:rPr>
-                <w:b/>
-              </w:rPr>
-              <w:t>Результат</w:t>
-            </w:r>
-          </w:p>
-        </w:tc>
-      </w:tr>
-      <w:tr>
-        <w:tc>
-          <w:tcPr>
-            <w:tcW w:type="dxa" w:w="2880"/>
-          </w:tcPr>
-          <w:p>
-            <w:r>
-              <w:t>1</w:t>
-            </w:r>
-          </w:p>
-        </w:tc>
-        <w:tc>
-          <w:tcPr>
-            <w:tcW w:type="dxa" w:w="2880"/>
-          </w:tcPr>
-          <w:p>
-            <w:r>
-              <w:t>Перейдите в «Каскад КПЭ»</w:t>
-            </w:r>
-          </w:p>
-        </w:tc>
-        <w:tc>
-          <w:tcPr>
-            <w:tcW w:type="dxa" w:w="2880"/>
-          </w:tcPr>
-          <w:p>
-            <w:r>
-              <w:t>Виджеты КП по ДО</w:t>
-            </w:r>
-          </w:p>
-        </w:tc>
-      </w:tr>
-      <w:tr>
-        <w:tc>
-          <w:tcPr>
-            <w:tcW w:type="dxa" w:w="2880"/>
-          </w:tcPr>
-          <w:p>
-            <w:r>
-              <w:t>2</w:t>
-            </w:r>
-          </w:p>
-        </w:tc>
-        <w:tc>
-          <w:tcPr>
-            <w:tcW w:type="dxa" w:w="2880"/>
-          </w:tcPr>
-          <w:p>
-            <w:r>
-              <w:t>Просмотрите виджеты</w:t>
-            </w:r>
-          </w:p>
-        </w:tc>
-        <w:tc>
-          <w:tcPr>
-            <w:tcW w:type="dxa" w:w="2880"/>
-          </w:tcPr>
-          <w:p>
-            <w:r>
-              <w:t>Сводка с цветовой индикацией</w:t>
-            </w:r>
-          </w:p>
-        </w:tc>
-      </w:tr>
-      <w:tr>
-        <w:tc>
-          <w:tcPr>
-            <w:tcW w:type="dxa" w:w="2880"/>
-          </w:tcPr>
-          <w:p>
-            <w:r>
-              <w:t>3</w:t>
-            </w:r>
-          </w:p>
-        </w:tc>
-        <w:tc>
-          <w:tcPr>
-            <w:tcW w:type="dxa" w:w="2880"/>
-          </w:tcPr>
-          <w:p>
-            <w:r>
-              <w:t>Переключите «Общие КП» / «Обязательные КП»</w:t>
-            </w:r>
-          </w:p>
-        </w:tc>
-        <w:tc>
-          <w:tcPr>
-            <w:tcW w:type="dxa" w:w="2880"/>
-          </w:tcPr>
-          <w:p>
-            <w:r>
-              <w:t>Данные обновятся</w:t>
-            </w:r>
-          </w:p>
-        </w:tc>
-      </w:tr>
-      <w:tr>
-        <w:tc>
-          <w:tcPr>
-            <w:tcW w:type="dxa" w:w="2880"/>
-          </w:tcPr>
-          <w:p>
-            <w:r>
-              <w:t>4</w:t>
-            </w:r>
-          </w:p>
-        </w:tc>
-        <w:tc>
-          <w:tcPr>
-            <w:tcW w:type="dxa" w:w="2880"/>
-          </w:tcPr>
-          <w:p>
-            <w:r>
-              <w:t>Наведите на «Производство» или «Качество»</w:t>
-            </w:r>
-          </w:p>
-        </w:tc>
-        <w:tc>
-          <w:tcPr>
-            <w:tcW w:type="dxa" w:w="2880"/>
-          </w:tcPr>
-          <w:p>
-            <w:r>
-              <w:t>Тултип за период</w:t>
-            </w:r>
-          </w:p>
-        </w:tc>
-      </w:tr>
-    </w:tbl>
-    <w:p/>
-    <w:p>
-      <w:pPr>
-        <w:pStyle w:val="Heading2"/>
-      </w:pPr>
-      <w:r>
-        <w:t>3.2. Мониторинг КПЭ</w:t>
-      </w:r>
-    </w:p>
-    <w:tbl>
-      <w:tblPr>
-        <w:tblStyle w:val="TableGrid"/>
-        <w:tblW w:type="auto" w:w="0"/>
-        <w:tblLook w:firstColumn="1" w:firstRow="1" w:lastColumn="0" w:lastRow="0" w:noHBand="0" w:noVBand="1" w:val="04A0"/>
-      </w:tblPr>
-      <w:tblGrid>
-        <w:gridCol w:w="2880"/>
-        <w:gridCol w:w="2880"/>
-        <w:gridCol w:w="2880"/>
-      </w:tblGrid>
-      <w:tr>
-        <w:tc>
-          <w:tcPr>
-            <w:tcW w:type="dxa" w:w="2880"/>
-            <w:shd w:fill="D9E2F3"/>
-          </w:tcPr>
-          <w:p>
-            <w:r>
-              <w:rPr>
-                <w:b/>
-              </w:rPr>
-              <w:t>Шаг</w:t>
-            </w:r>
-          </w:p>
-        </w:tc>
-        <w:tc>
-          <w:tcPr>
-            <w:tcW w:type="dxa" w:w="2880"/>
-            <w:shd w:fill="D9E2F3"/>
-          </w:tcPr>
-          <w:p>
-            <w:r>
-              <w:rPr>
-                <w:b/>
-              </w:rPr>
-              <w:t>Действие</w:t>
-            </w:r>
-          </w:p>
-        </w:tc>
-        <w:tc>
-          <w:tcPr>
-            <w:tcW w:type="dxa" w:w="2880"/>
-            <w:shd w:fill="D9E2F3"/>
-          </w:tcPr>
-          <w:p>
-            <w:r>
-              <w:rPr>
-                <w:b/>
-              </w:rPr>
-              <w:t>Результат</w:t>
-            </w:r>
-          </w:p>
-        </w:tc>
-      </w:tr>
-      <w:tr>
-        <w:tc>
-          <w:tcPr>
-            <w:tcW w:type="dxa" w:w="2880"/>
-          </w:tcPr>
-          <w:p>
-            <w:r>
-              <w:t>1</w:t>
-            </w:r>
-          </w:p>
-        </w:tc>
-        <w:tc>
-          <w:tcPr>
-            <w:tcW w:type="dxa" w:w="2880"/>
-          </w:tcPr>
-          <w:p>
-            <w:r>
-              <w:t>«Мониторинг КПЭ» в карточке ДО или меню «три точки»</w:t>
-            </w:r>
-          </w:p>
-        </w:tc>
-        <w:tc>
-          <w:tcPr>
-            <w:tcW w:type="dxa" w:w="2880"/>
-          </w:tcPr>
-          <w:p>
-            <w:r>
-              <w:t>Страница мониторинга</w:t>
-            </w:r>
-          </w:p>
-        </w:tc>
-      </w:tr>
-      <w:tr>
-        <w:tc>
-          <w:tcPr>
-            <w:tcW w:type="dxa" w:w="2880"/>
-          </w:tcPr>
-          <w:p>
-            <w:r>
-              <w:t>2</w:t>
-            </w:r>
-          </w:p>
-        </w:tc>
-        <w:tc>
-          <w:tcPr>
-            <w:tcW w:type="dxa" w:w="2880"/>
-          </w:tcPr>
-          <w:p>
-            <w:r>
-              <w:t>Просмотрите таблицу</w:t>
-            </w:r>
-          </w:p>
-        </w:tc>
-        <w:tc>
-          <w:tcPr>
-            <w:tcW w:type="dxa" w:w="2880"/>
-          </w:tcPr>
-          <w:p>
-            <w:r>
-              <w:t>Список КП по шаблону</w:t>
-            </w:r>
-          </w:p>
-        </w:tc>
-      </w:tr>
-      <w:tr>
-        <w:tc>
-          <w:tcPr>
-            <w:tcW w:type="dxa" w:w="2880"/>
-          </w:tcPr>
-          <w:p>
-            <w:r>
-              <w:t>3</w:t>
-            </w:r>
-          </w:p>
-        </w:tc>
-        <w:tc>
-          <w:tcPr>
-            <w:tcW w:type="dxa" w:w="2880"/>
-          </w:tcPr>
-          <w:p>
-            <w:r>
-              <w:t>Фильтр: Все / Эффективность / Качество</w:t>
-            </w:r>
-          </w:p>
-        </w:tc>
-        <w:tc>
-          <w:tcPr>
-            <w:tcW w:type="dxa" w:w="2880"/>
-          </w:tcPr>
-          <w:p>
-            <w:r>
-              <w:t>Фильтр по типу показателя</w:t>
-            </w:r>
-          </w:p>
-        </w:tc>
-      </w:tr>
-      <w:tr>
-        <w:tc>
-          <w:tcPr>
-            <w:tcW w:type="dxa" w:w="2880"/>
-          </w:tcPr>
-          <w:p>
-            <w:r>
-              <w:t>4</w:t>
-            </w:r>
-          </w:p>
-        </w:tc>
-        <w:tc>
-          <w:tcPr>
-            <w:tcW w:type="dxa" w:w="2880"/>
-          </w:tcPr>
-          <w:p>
-            <w:r>
-              <w:t>Фильтр: ЦДНГ / ЦППН</w:t>
-            </w:r>
-          </w:p>
-        </w:tc>
-        <w:tc>
-          <w:tcPr>
-            <w:tcW w:type="dxa" w:w="2880"/>
-          </w:tcPr>
-          <w:p>
-            <w:r>
-              <w:t>Данные по подразделению</w:t>
+              <w:t>Просмотр аналитики управления.</w:t>
             </w:r>
           </w:p>
         </w:tc>
@@ -3105,7 +1639,7 @@
           </w:tcPr>
           <w:p>
             <w:r>
-              <w:t>Наведите на показатель</w:t>
+              <w:t>Руководитель производственного цеха</w:t>
             </w:r>
           </w:p>
         </w:tc>
@@ -3115,7 +1649,7 @@
           </w:tcPr>
           <w:p>
             <w:r>
-              <w:t>Информационное окно</w:t>
+              <w:t>Просмотр операционных показателей цеха.</w:t>
             </w:r>
           </w:p>
         </w:tc>
@@ -3137,7 +1671,7 @@
           </w:tcPr>
           <w:p>
             <w:r>
-              <w:t>Кликните наименование ДО</w:t>
+              <w:t>Эксперт</w:t>
             </w:r>
           </w:p>
         </w:tc>
@@ -3147,7 +1681,7 @@
           </w:tcPr>
           <w:p>
             <w:r>
-              <w:t>Возврат в карточку ДО</w:t>
+              <w:t>Просмотр данных, комментирование на карте и графиках.</w:t>
             </w:r>
           </w:p>
         </w:tc>
@@ -3159,654 +1693,72 @@
         <w:pStyle w:val="Heading2"/>
       </w:pPr>
       <w:r>
-        <w:t>3.3. Экспорт и импорт (Мониторинг КПЭ)</w:t>
+        <w:t>1.6 Инструкция по получению доступа к системе</w:t>
       </w:r>
     </w:p>
-    <w:tbl>
-      <w:tblPr>
-        <w:tblStyle w:val="TableGrid"/>
-        <w:tblW w:type="auto" w:w="0"/>
-        <w:tblLook w:firstColumn="1" w:firstRow="1" w:lastColumn="0" w:lastRow="0" w:noHBand="0" w:noVBand="1" w:val="04A0"/>
-      </w:tblPr>
-      <w:tblGrid>
-        <w:gridCol w:w="2880"/>
-        <w:gridCol w:w="2880"/>
-        <w:gridCol w:w="2880"/>
-      </w:tblGrid>
-      <w:tr>
-        <w:tc>
-          <w:tcPr>
-            <w:tcW w:type="dxa" w:w="2880"/>
-            <w:shd w:fill="D9E2F3"/>
-          </w:tcPr>
-          <w:p>
-            <w:r>
-              <w:rPr>
-                <w:b/>
-              </w:rPr>
-              <w:t>Шаг</w:t>
-            </w:r>
-          </w:p>
-        </w:tc>
-        <w:tc>
-          <w:tcPr>
-            <w:tcW w:type="dxa" w:w="2880"/>
-            <w:shd w:fill="D9E2F3"/>
-          </w:tcPr>
-          <w:p>
-            <w:r>
-              <w:rPr>
-                <w:b/>
-              </w:rPr>
-              <w:t>Действие</w:t>
-            </w:r>
-          </w:p>
-        </w:tc>
-        <w:tc>
-          <w:tcPr>
-            <w:tcW w:type="dxa" w:w="2880"/>
-            <w:shd w:fill="D9E2F3"/>
-          </w:tcPr>
-          <w:p>
-            <w:r>
-              <w:rPr>
-                <w:b/>
-              </w:rPr>
-              <w:t>Результат</w:t>
-            </w:r>
-          </w:p>
-        </w:tc>
-      </w:tr>
-      <w:tr>
-        <w:tc>
-          <w:tcPr>
-            <w:tcW w:type="dxa" w:w="2880"/>
-          </w:tcPr>
-          <w:p>
-            <w:r>
-              <w:t>1</w:t>
-            </w:r>
-          </w:p>
-        </w:tc>
-        <w:tc>
-          <w:tcPr>
-            <w:tcW w:type="dxa" w:w="2880"/>
-          </w:tcPr>
-          <w:p>
-            <w:r>
-              <w:t>«Экспортировать»</w:t>
-            </w:r>
-          </w:p>
-        </w:tc>
-        <w:tc>
-          <w:tcPr>
-            <w:tcW w:type="dxa" w:w="2880"/>
-          </w:tcPr>
-          <w:p>
-            <w:r>
-              <w:t>Выбор формата</w:t>
-            </w:r>
-          </w:p>
-        </w:tc>
-      </w:tr>
-      <w:tr>
-        <w:tc>
-          <w:tcPr>
-            <w:tcW w:type="dxa" w:w="2880"/>
-          </w:tcPr>
-          <w:p>
-            <w:r>
-              <w:t>2</w:t>
-            </w:r>
-          </w:p>
-        </w:tc>
-        <w:tc>
-          <w:tcPr>
-            <w:tcW w:type="dxa" w:w="2880"/>
-          </w:tcPr>
-          <w:p>
-            <w:r>
-              <w:t>PDF или Excel</w:t>
-            </w:r>
-          </w:p>
-        </w:tc>
-        <w:tc>
-          <w:tcPr>
-            <w:tcW w:type="dxa" w:w="2880"/>
-          </w:tcPr>
-          <w:p>
-            <w:r>
-              <w:t>Файл по шаблону</w:t>
-            </w:r>
-          </w:p>
-        </w:tc>
-      </w:tr>
-      <w:tr>
-        <w:tc>
-          <w:tcPr>
-            <w:tcW w:type="dxa" w:w="2880"/>
-          </w:tcPr>
-          <w:p>
-            <w:r>
-              <w:t>3</w:t>
-            </w:r>
-          </w:p>
-        </w:tc>
-        <w:tc>
-          <w:tcPr>
-            <w:tcW w:type="dxa" w:w="2880"/>
-          </w:tcPr>
-          <w:p>
-            <w:r>
-              <w:t>Откройте файл</w:t>
-            </w:r>
-          </w:p>
-        </w:tc>
-        <w:tc>
-          <w:tcPr>
-            <w:tcW w:type="dxa" w:w="2880"/>
-          </w:tcPr>
-          <w:p>
-            <w:r>
-              <w:t>Проверка данных</w:t>
-            </w:r>
-          </w:p>
-        </w:tc>
-      </w:tr>
-      <w:tr>
-        <w:tc>
-          <w:tcPr>
-            <w:tcW w:type="dxa" w:w="2880"/>
-          </w:tcPr>
-          <w:p>
-            <w:r>
-              <w:t>4</w:t>
-            </w:r>
-          </w:p>
-        </w:tc>
-        <w:tc>
-          <w:tcPr>
-            <w:tcW w:type="dxa" w:w="2880"/>
-          </w:tcPr>
-          <w:p>
-            <w:r>
-              <w:t>«Импортировать» → загрузите шаблон</w:t>
-            </w:r>
-          </w:p>
-        </w:tc>
-        <w:tc>
-          <w:tcPr>
-            <w:tcW w:type="dxa" w:w="2880"/>
-          </w:tcPr>
-          <w:p>
-            <w:r>
-              <w:t>Таблица обновлена</w:t>
-            </w:r>
-          </w:p>
-        </w:tc>
-      </w:tr>
-    </w:tbl>
-    <w:p/>
-    <w:p>
-      <w:pPr>
-        <w:pStyle w:val="Heading2"/>
-      </w:pPr>
-      <w:r>
-        <w:t>3.4. Анализ трендов</w:t>
-      </w:r>
-    </w:p>
-    <w:tbl>
-      <w:tblPr>
-        <w:tblStyle w:val="TableGrid"/>
-        <w:tblW w:type="auto" w:w="0"/>
-        <w:tblLook w:firstColumn="1" w:firstRow="1" w:lastColumn="0" w:lastRow="0" w:noHBand="0" w:noVBand="1" w:val="04A0"/>
-      </w:tblPr>
-      <w:tblGrid>
-        <w:gridCol w:w="2880"/>
-        <w:gridCol w:w="2880"/>
-        <w:gridCol w:w="2880"/>
-      </w:tblGrid>
-      <w:tr>
-        <w:tc>
-          <w:tcPr>
-            <w:tcW w:type="dxa" w:w="2880"/>
-            <w:shd w:fill="D9E2F3"/>
-          </w:tcPr>
-          <w:p>
-            <w:r>
-              <w:rPr>
-                <w:b/>
-              </w:rPr>
-              <w:t>Шаг</w:t>
-            </w:r>
-          </w:p>
-        </w:tc>
-        <w:tc>
-          <w:tcPr>
-            <w:tcW w:type="dxa" w:w="2880"/>
-            <w:shd w:fill="D9E2F3"/>
-          </w:tcPr>
-          <w:p>
-            <w:r>
-              <w:rPr>
-                <w:b/>
-              </w:rPr>
-              <w:t>Действие</w:t>
-            </w:r>
-          </w:p>
-        </w:tc>
-        <w:tc>
-          <w:tcPr>
-            <w:tcW w:type="dxa" w:w="2880"/>
-            <w:shd w:fill="D9E2F3"/>
-          </w:tcPr>
-          <w:p>
-            <w:r>
-              <w:rPr>
-                <w:b/>
-              </w:rPr>
-              <w:t>Результат</w:t>
-            </w:r>
-          </w:p>
-        </w:tc>
-      </w:tr>
-      <w:tr>
-        <w:tc>
-          <w:tcPr>
-            <w:tcW w:type="dxa" w:w="2880"/>
-          </w:tcPr>
-          <w:p>
-            <w:r>
-              <w:t>1</w:t>
-            </w:r>
-          </w:p>
-        </w:tc>
-        <w:tc>
-          <w:tcPr>
-            <w:tcW w:type="dxa" w:w="2880"/>
-          </w:tcPr>
-          <w:p>
-            <w:r>
-              <w:t>Каскад КПЭ → Карточка ДО → меню → «Анализ трендов»</w:t>
-            </w:r>
-          </w:p>
-        </w:tc>
-        <w:tc>
-          <w:tcPr>
-            <w:tcW w:type="dxa" w:w="2880"/>
-          </w:tcPr>
-          <w:p>
-            <w:r>
-              <w:t>Страница анализа</w:t>
-            </w:r>
-          </w:p>
-        </w:tc>
-      </w:tr>
-      <w:tr>
-        <w:tc>
-          <w:tcPr>
-            <w:tcW w:type="dxa" w:w="2880"/>
-          </w:tcPr>
-          <w:p>
-            <w:r>
-              <w:t>2</w:t>
-            </w:r>
-          </w:p>
-        </w:tc>
-        <w:tc>
-          <w:tcPr>
-            <w:tcW w:type="dxa" w:w="2880"/>
-          </w:tcPr>
-          <w:p>
-            <w:r>
-              <w:t>Просмотрите показатели</w:t>
-            </w:r>
-          </w:p>
-        </w:tc>
-        <w:tc>
-          <w:tcPr>
-            <w:tcW w:type="dxa" w:w="2880"/>
-          </w:tcPr>
-          <w:p>
-            <w:r>
-              <w:t>Таблица и графики</w:t>
-            </w:r>
-          </w:p>
-        </w:tc>
-      </w:tr>
-      <w:tr>
-        <w:tc>
-          <w:tcPr>
-            <w:tcW w:type="dxa" w:w="2880"/>
-          </w:tcPr>
-          <w:p>
-            <w:r>
-              <w:t>3</w:t>
-            </w:r>
-          </w:p>
-        </w:tc>
-        <w:tc>
-          <w:tcPr>
-            <w:tcW w:type="dxa" w:w="2880"/>
-          </w:tcPr>
-          <w:p>
-            <w:r>
-              <w:t>Фильтр ЦДНГ / ЦППН</w:t>
-            </w:r>
-          </w:p>
-        </w:tc>
-        <w:tc>
-          <w:tcPr>
-            <w:tcW w:type="dxa" w:w="2880"/>
-          </w:tcPr>
-          <w:p>
-            <w:r>
-              <w:t>По подразделению</w:t>
-            </w:r>
-          </w:p>
-        </w:tc>
-      </w:tr>
-      <w:tr>
-        <w:tc>
-          <w:tcPr>
-            <w:tcW w:type="dxa" w:w="2880"/>
-          </w:tcPr>
-          <w:p>
-            <w:r>
-              <w:t>4</w:t>
-            </w:r>
-          </w:p>
-        </w:tc>
-        <w:tc>
-          <w:tcPr>
-            <w:tcW w:type="dxa" w:w="2880"/>
-          </w:tcPr>
-          <w:p>
-            <w:r>
-              <w:t>Фильтр Безопасность / Эффективность</w:t>
-            </w:r>
-          </w:p>
-        </w:tc>
-        <w:tc>
-          <w:tcPr>
-            <w:tcW w:type="dxa" w:w="2880"/>
-          </w:tcPr>
-          <w:p>
-            <w:r>
-              <w:t>По категории</w:t>
-            </w:r>
-          </w:p>
-        </w:tc>
-      </w:tr>
-      <w:tr>
-        <w:tc>
-          <w:tcPr>
-            <w:tcW w:type="dxa" w:w="2880"/>
-          </w:tcPr>
-          <w:p>
-            <w:r>
-              <w:t>5</w:t>
-            </w:r>
-          </w:p>
-        </w:tc>
-        <w:tc>
-          <w:tcPr>
-            <w:tcW w:type="dxa" w:w="2880"/>
-          </w:tcPr>
-          <w:p>
-            <w:r>
-              <w:t>Кликните «Выполнение месячного графика добычи»</w:t>
-            </w:r>
-          </w:p>
-        </w:tc>
-        <w:tc>
-          <w:tcPr>
-            <w:tcW w:type="dxa" w:w="2880"/>
-          </w:tcPr>
-          <w:p>
-            <w:r>
-              <w:t>Динамика КП в графике</w:t>
-            </w:r>
-          </w:p>
-        </w:tc>
-      </w:tr>
-      <w:tr>
-        <w:tc>
-          <w:tcPr>
-            <w:tcW w:type="dxa" w:w="2880"/>
-          </w:tcPr>
-          <w:p>
-            <w:r>
-              <w:t>6</w:t>
-            </w:r>
-          </w:p>
-        </w:tc>
-        <w:tc>
-          <w:tcPr>
-            <w:tcW w:type="dxa" w:w="2880"/>
-          </w:tcPr>
-          <w:p>
-            <w:r>
-              <w:t>Фильтр подразделений</w:t>
-            </w:r>
-          </w:p>
-        </w:tc>
-        <w:tc>
-          <w:tcPr>
-            <w:tcW w:type="dxa" w:w="2880"/>
-          </w:tcPr>
-          <w:p>
-            <w:r>
-              <w:t>График обновится</w:t>
-            </w:r>
-          </w:p>
-        </w:tc>
-      </w:tr>
-    </w:tbl>
-    <w:p/>
     <w:p>
       <w:r>
-        <w:t>Повторите для «Выполнение графика сдачи нефти» и «Выполнение графика производительной закачки».</w:t>
+        <w:t>Для работы в СППР необходима учётная запись с правами согласно ролевой модели. Получение доступа выполняется через корпоративные процедуры (СУИД / портал самообслуживания) по регламенту вашего ДО либо через администратора системы.</w:t>
       </w:r>
     </w:p>
     <w:p>
       <w:pPr>
-        <w:pStyle w:val="Heading2"/>
+        <w:pStyle w:val="ListNumber"/>
       </w:pPr>
       <w:r>
-        <w:t>3.5. Сводная справка</w:t>
+        <w:t>1. Перейти по адресу https://sppr-dev.apps.okd.cloud.nedra.digital/ (актуальный URL уточняйте у администратора).</w:t>
       </w:r>
     </w:p>
-    <w:tbl>
-      <w:tblPr>
-        <w:tblStyle w:val="TableGrid"/>
-        <w:tblW w:type="auto" w:w="0"/>
-        <w:tblLook w:firstColumn="1" w:firstRow="1" w:lastColumn="0" w:lastRow="0" w:noHBand="0" w:noVBand="1" w:val="04A0"/>
-      </w:tblPr>
-      <w:tblGrid>
-        <w:gridCol w:w="2880"/>
-        <w:gridCol w:w="2880"/>
-        <w:gridCol w:w="2880"/>
-      </w:tblGrid>
-      <w:tr>
-        <w:tc>
-          <w:tcPr>
-            <w:tcW w:type="dxa" w:w="2880"/>
-            <w:shd w:fill="D9E2F3"/>
-          </w:tcPr>
-          <w:p>
-            <w:r>
-              <w:rPr>
-                <w:b/>
-              </w:rPr>
-              <w:t>Шаг</w:t>
-            </w:r>
-          </w:p>
-        </w:tc>
-        <w:tc>
-          <w:tcPr>
-            <w:tcW w:type="dxa" w:w="2880"/>
-            <w:shd w:fill="D9E2F3"/>
-          </w:tcPr>
-          <w:p>
-            <w:r>
-              <w:rPr>
-                <w:b/>
-              </w:rPr>
-              <w:t>Действие</w:t>
-            </w:r>
-          </w:p>
-        </w:tc>
-        <w:tc>
-          <w:tcPr>
-            <w:tcW w:type="dxa" w:w="2880"/>
-            <w:shd w:fill="D9E2F3"/>
-          </w:tcPr>
-          <w:p>
-            <w:r>
-              <w:rPr>
-                <w:b/>
-              </w:rPr>
-              <w:t>Результат</w:t>
-            </w:r>
-          </w:p>
-        </w:tc>
-      </w:tr>
-      <w:tr>
-        <w:tc>
-          <w:tcPr>
-            <w:tcW w:type="dxa" w:w="2880"/>
-          </w:tcPr>
-          <w:p>
-            <w:r>
-              <w:t>1</w:t>
-            </w:r>
-          </w:p>
-        </w:tc>
-        <w:tc>
-          <w:tcPr>
-            <w:tcW w:type="dxa" w:w="2880"/>
-          </w:tcPr>
-          <w:p>
-            <w:r>
-              <w:t>Каскад КПЭ → Карточка ДО → «Сводная справка»</w:t>
-            </w:r>
-          </w:p>
-        </w:tc>
-        <w:tc>
-          <w:tcPr>
-            <w:tcW w:type="dxa" w:w="2880"/>
-          </w:tcPr>
-          <w:p>
-            <w:r>
-              <w:t>Страница справки</w:t>
-            </w:r>
-          </w:p>
-        </w:tc>
-      </w:tr>
-      <w:tr>
-        <w:tc>
-          <w:tcPr>
-            <w:tcW w:type="dxa" w:w="2880"/>
-          </w:tcPr>
-          <w:p>
-            <w:r>
-              <w:t>2</w:t>
-            </w:r>
-          </w:p>
-        </w:tc>
-        <w:tc>
-          <w:tcPr>
-            <w:tcW w:type="dxa" w:w="2880"/>
-          </w:tcPr>
-          <w:p>
-            <w:r>
-              <w:t>Просмотрите показатели премирования</w:t>
-            </w:r>
-          </w:p>
-        </w:tc>
-        <w:tc>
-          <w:tcPr>
-            <w:tcW w:type="dxa" w:w="2880"/>
-          </w:tcPr>
-          <w:p>
-            <w:r>
-              <w:t>Таблица по шаблону</w:t>
-            </w:r>
-          </w:p>
-        </w:tc>
-      </w:tr>
-      <w:tr>
-        <w:tc>
-          <w:tcPr>
-            <w:tcW w:type="dxa" w:w="2880"/>
-          </w:tcPr>
-          <w:p>
-            <w:r>
-              <w:t>3</w:t>
-            </w:r>
-          </w:p>
-        </w:tc>
-        <w:tc>
-          <w:tcPr>
-            <w:tcW w:type="dxa" w:w="2880"/>
-          </w:tcPr>
-          <w:p>
-            <w:r>
-              <w:t>Фильтр ЦДНГ / ЦППН</w:t>
-            </w:r>
-          </w:p>
-        </w:tc>
-        <w:tc>
-          <w:tcPr>
-            <w:tcW w:type="dxa" w:w="2880"/>
-          </w:tcPr>
-          <w:p>
-            <w:r>
-              <w:t>По подразделению</w:t>
-            </w:r>
-          </w:p>
-        </w:tc>
-      </w:tr>
-      <w:tr>
-        <w:tc>
-          <w:tcPr>
-            <w:tcW w:type="dxa" w:w="2880"/>
-          </w:tcPr>
-          <w:p>
-            <w:r>
-              <w:t>4</w:t>
-            </w:r>
-          </w:p>
-        </w:tc>
-        <w:tc>
-          <w:tcPr>
-            <w:tcW w:type="dxa" w:w="2880"/>
-          </w:tcPr>
-          <w:p>
-            <w:r>
-              <w:t>Наведите на показатель</w:t>
-            </w:r>
-          </w:p>
-        </w:tc>
-        <w:tc>
-          <w:tcPr>
-            <w:tcW w:type="dxa" w:w="2880"/>
-          </w:tcPr>
-          <w:p>
-            <w:r>
-              <w:t>Информационное окно</w:t>
-            </w:r>
-          </w:p>
-        </w:tc>
-      </w:tr>
-    </w:tbl>
-    <w:p/>
+    <w:p>
+      <w:pPr>
+        <w:pStyle w:val="ListNumber"/>
+      </w:pPr>
+      <w:r>
+        <w:t>2. Дождаться загрузки страницы авторизации.</w:t>
+      </w:r>
+    </w:p>
+    <w:p>
+      <w:pPr>
+        <w:pStyle w:val="ListNumber"/>
+      </w:pPr>
+      <w:r>
+        <w:t>3. Ввести корпоративный логин и пароль.</w:t>
+      </w:r>
+    </w:p>
+    <w:p>
+      <w:pPr>
+        <w:pStyle w:val="ListNumber"/>
+      </w:pPr>
+      <w:r>
+        <w:t>4. Нажать кнопку «Вход».</w:t>
+      </w:r>
+    </w:p>
+    <w:p>
+      <w:pPr>
+        <w:pStyle w:val="ListNumber"/>
+      </w:pPr>
+      <w:r>
+        <w:t>5. Убедиться, что открылась главная страница СППР с доступными модулями.</w:t>
+      </w:r>
+    </w:p>
     <w:p>
       <w:r>
-        <w:t>Экспорт/импорт: «Экспортировать» → PDF/Excel → «Импортировать» → загрузка шаблона.</w:t>
+        <w:rPr>
+          <w:i/>
+        </w:rPr>
+        <w:t>Рисунок 1 – Страница авторизации СППР</w:t>
       </w:r>
     </w:p>
+    <w:p>
+      <w:r>
+        <w:rPr>
+          <w:i/>
+        </w:rPr>
+        <w:t>[ Вставьте скриншот ]</w:t>
+      </w:r>
+    </w:p>
+    <w:p/>
+    <w:p/>
     <w:p>
       <w:r>
         <w:br w:type="page"/>
@@ -3817,182 +1769,507 @@
         <w:pStyle w:val="Heading1"/>
       </w:pPr>
       <w:r>
-        <w:t>Шпаргалка по навигации</w:t>
+        <w:t>2 Сценарии работы</w:t>
+      </w:r>
+    </w:p>
+    <w:p>
+      <w:pPr>
+        <w:pStyle w:val="Heading2"/>
+      </w:pPr>
+      <w:r>
+        <w:t>Сценарий 1: Вход в систему и главная страница</w:t>
+      </w:r>
+    </w:p>
+    <w:p>
+      <w:r>
+        <w:t>Данный сценарий описывает авторизацию в системе и навигацию с главной страницы к основным модулям СППР.</w:t>
       </w:r>
     </w:p>
     <w:p>
       <w:r>
         <w:rPr>
-          <w:rFonts w:ascii="Consolas" w:hAnsi="Consolas"/>
+          <w:i/>
         </w:rPr>
-        <w:t>[Авторизация] → [Главная]</w:t>
-        <w:br/>
-        <w:t xml:space="preserve">    ├─ Схема ЦД (карта, объекты, комментарии)</w:t>
-        <w:br/>
-        <w:t xml:space="preserve">    ├─ Визуальный ассистент (Добыча: Ключевые / Фонд / Недоборы)</w:t>
-        <w:br/>
-        <w:t xml:space="preserve">    └─ Каскад КПЭ (Мониторинг, Анализ трендов, Сводная справка)</w:t>
+        <w:t>Рисунок 2 – Диаграмма сценария «Вход в систему и главная страница»</w:t>
+      </w:r>
+    </w:p>
+    <w:p>
+      <w:r>
+        <w:rPr>
+          <w:i/>
+        </w:rPr>
+        <w:t>[ Вставьте скриншот ]</w:t>
+      </w:r>
+    </w:p>
+    <w:p/>
+    <w:p/>
+    <w:p>
+      <w:r>
+        <w:t>На главной странице отображаются карточки модулей. В правом верхнем углу отображается текущая дата. При наведении на карточку модуль подсвечивается.</w:t>
       </w:r>
     </w:p>
     <w:p>
       <w:pPr>
-        <w:pStyle w:val="Heading1"/>
+        <w:pStyle w:val="ListNumber"/>
       </w:pPr>
       <w:r>
-        <w:t>Типичные проблемы</w:t>
+        <w:t>1. Войти в систему СППР (см. п. 1.6).</w:t>
       </w:r>
     </w:p>
-    <w:tbl>
-      <w:tblPr>
-        <w:tblStyle w:val="TableGrid"/>
-        <w:tblW w:type="auto" w:w="0"/>
-        <w:tblLook w:firstColumn="1" w:firstRow="1" w:lastColumn="0" w:lastRow="0" w:noHBand="0" w:noVBand="1" w:val="04A0"/>
-      </w:tblPr>
-      <w:tblGrid>
-        <w:gridCol w:w="4320"/>
-        <w:gridCol w:w="4320"/>
-      </w:tblGrid>
-      <w:tr>
-        <w:tc>
-          <w:tcPr>
-            <w:tcW w:type="dxa" w:w="4320"/>
-            <w:shd w:fill="D9E2F3"/>
-          </w:tcPr>
-          <w:p>
-            <w:r>
-              <w:rPr>
-                <w:b/>
-              </w:rPr>
-              <w:t>Ситуация</w:t>
-            </w:r>
-          </w:p>
-        </w:tc>
-        <w:tc>
-          <w:tcPr>
-            <w:tcW w:type="dxa" w:w="4320"/>
-            <w:shd w:fill="D9E2F3"/>
-          </w:tcPr>
-          <w:p>
-            <w:r>
-              <w:rPr>
-                <w:b/>
-              </w:rPr>
-              <w:t>Что проверить</w:t>
-            </w:r>
-          </w:p>
-        </w:tc>
-      </w:tr>
-      <w:tr>
-        <w:tc>
-          <w:tcPr>
-            <w:tcW w:type="dxa" w:w="4320"/>
-          </w:tcPr>
-          <w:p>
-            <w:r>
-              <w:t>Нет доступа к разделу</w:t>
-            </w:r>
-          </w:p>
-        </w:tc>
-        <w:tc>
-          <w:tcPr>
-            <w:tcW w:type="dxa" w:w="4320"/>
-          </w:tcPr>
-          <w:p>
-            <w:r>
-              <w:t>Роль в системе, администратор</w:t>
-            </w:r>
-          </w:p>
-        </w:tc>
-      </w:tr>
-      <w:tr>
-        <w:tc>
-          <w:tcPr>
-            <w:tcW w:type="dxa" w:w="4320"/>
-          </w:tcPr>
-          <w:p>
-            <w:r>
-              <w:t>Пустые графики / карта без объектов</w:t>
-            </w:r>
-          </w:p>
-        </w:tc>
-        <w:tc>
-          <w:tcPr>
-            <w:tcW w:type="dxa" w:w="4320"/>
-          </w:tcPr>
-          <w:p>
-            <w:r>
-              <w:t>ДО, месторождение, загрузка данных</w:t>
-            </w:r>
-          </w:p>
-        </w:tc>
-      </w:tr>
-      <w:tr>
-        <w:tc>
-          <w:tcPr>
-            <w:tcW w:type="dxa" w:w="4320"/>
-          </w:tcPr>
-          <w:p>
-            <w:r>
-              <w:t>Не открывается комментарий</w:t>
-            </w:r>
-          </w:p>
-        </w:tc>
-        <w:tc>
-          <w:tcPr>
-            <w:tcW w:type="dxa" w:w="4320"/>
-          </w:tcPr>
-          <w:p>
-            <w:r>
-              <w:t>Повторный вход, поддержка</w:t>
-            </w:r>
-          </w:p>
-        </w:tc>
-      </w:tr>
-      <w:tr>
-        <w:tc>
-          <w:tcPr>
-            <w:tcW w:type="dxa" w:w="4320"/>
-          </w:tcPr>
-          <w:p>
-            <w:r>
-              <w:t>Нет письма о комментарии</w:t>
-            </w:r>
-          </w:p>
-        </w:tc>
-        <w:tc>
-          <w:tcPr>
-            <w:tcW w:type="dxa" w:w="4320"/>
-          </w:tcPr>
-          <w:p>
-            <w:r>
-              <w:t>Почта, спам, сохранение комментария</w:t>
-            </w:r>
-          </w:p>
-        </w:tc>
-      </w:tr>
-      <w:tr>
-        <w:tc>
-          <w:tcPr>
-            <w:tcW w:type="dxa" w:w="4320"/>
-          </w:tcPr>
-          <w:p>
-            <w:r>
-              <w:t>Ошибка экспорта/импорта</w:t>
-            </w:r>
-          </w:p>
-        </w:tc>
-        <w:tc>
-          <w:tcPr>
-            <w:tcW w:type="dxa" w:w="4320"/>
-          </w:tcPr>
-          <w:p>
-            <w:r>
-              <w:t>Формат PDF/Excel, шаблон</w:t>
-            </w:r>
-          </w:p>
-        </w:tc>
-      </w:tr>
-    </w:tbl>
+    <w:p>
+      <w:pPr>
+        <w:pStyle w:val="ListNumber"/>
+      </w:pPr>
+      <w:r>
+        <w:t>2. На главной странице просмотреть доступные модули: «Схема цифровых двойников», «Визуальный ассистент», «Каскад КПЭ».</w:t>
+      </w:r>
+    </w:p>
+    <w:p>
+      <w:pPr>
+        <w:pStyle w:val="ListNumber"/>
+      </w:pPr>
+      <w:r>
+        <w:t>3. Навести курсор на карточку нужного модуля — карточка подсвечивается.</w:t>
+      </w:r>
+    </w:p>
+    <w:p>
+      <w:pPr>
+        <w:pStyle w:val="ListNumber"/>
+      </w:pPr>
+      <w:r>
+        <w:t>4. Нажать «Перейти» (или перейти в модуль наведением и кликом — согласно макету).</w:t>
+      </w:r>
+    </w:p>
+    <w:p>
+      <w:pPr>
+        <w:pStyle w:val="ListNumber"/>
+      </w:pPr>
+      <w:r>
+        <w:t>5. Для возврата на главную нажать «Назад» в левом верхнем углу.</w:t>
+      </w:r>
+    </w:p>
+    <w:p>
+      <w:r>
+        <w:rPr>
+          <w:i/>
+        </w:rPr>
+        <w:t>Рисунок 3 – Главная страница СППР</w:t>
+      </w:r>
+    </w:p>
+    <w:p>
+      <w:r>
+        <w:rPr>
+          <w:i/>
+        </w:rPr>
+        <w:t>[ Вставьте скриншот ]</w:t>
+      </w:r>
+    </w:p>
+    <w:p/>
+    <w:p/>
+    <w:p>
+      <w:r>
+        <w:br w:type="page"/>
+      </w:r>
+    </w:p>
+    <w:p>
+      <w:pPr>
+        <w:pStyle w:val="Heading2"/>
+      </w:pPr>
+      <w:r>
+        <w:t>Сценарий 2: Схема цифровых двойников</w:t>
+      </w:r>
+    </w:p>
+    <w:p>
+      <w:r>
+        <w:t>Модуль «Схема цифровых двойников» позволяет просматривать карту месторождений на ГИС-подложке с объектами, получать информацию по объектам и работать с комментариями.</w:t>
+      </w:r>
+    </w:p>
+    <w:p>
+      <w:r>
+        <w:rPr>
+          <w:i/>
+        </w:rPr>
+        <w:t>Рисунок 4 – Диаграмма сценария «Схема цифровых двойников»</w:t>
+      </w:r>
+    </w:p>
+    <w:p>
+      <w:r>
+        <w:rPr>
+          <w:i/>
+        </w:rPr>
+        <w:t>[ Вставьте скриншот ]</w:t>
+      </w:r>
+    </w:p>
+    <w:p/>
+    <w:p/>
+    <w:p>
+      <w:pPr>
+        <w:pStyle w:val="Heading3"/>
+      </w:pPr>
+      <w:r>
+        <w:t>Работа с картой ГИС</w:t>
+      </w:r>
+    </w:p>
+    <w:p>
+      <w:pPr>
+        <w:pStyle w:val="ListNumber"/>
+      </w:pPr>
+      <w:r>
+        <w:t>1. На главной странице перейти в модуль «Схема цифровых двойников».</w:t>
+      </w:r>
+    </w:p>
+    <w:p>
+      <w:pPr>
+        <w:pStyle w:val="ListNumber"/>
+      </w:pPr>
+      <w:r>
+        <w:t>2. Дождаться отображения карты с объектами.</w:t>
+      </w:r>
+    </w:p>
+    <w:p>
+      <w:pPr>
+        <w:pStyle w:val="ListNumber"/>
+      </w:pPr>
+      <w:r>
+        <w:t>3. Зажать левую кнопку мыши и переместить карту — изменится область просмотра.</w:t>
+      </w:r>
+    </w:p>
+    <w:p>
+      <w:pPr>
+        <w:pStyle w:val="ListNumber"/>
+      </w:pPr>
+      <w:r>
+        <w:t>4. Прокрутить колёсико мыши — выполнить приближение или отдаление.</w:t>
+      </w:r>
+    </w:p>
+    <w:p>
+      <w:r>
+        <w:rPr>
+          <w:i/>
+        </w:rPr>
+        <w:t>Рисунок 5 – Карта ГИС в модуле «Схема цифровых двойников»</w:t>
+      </w:r>
+    </w:p>
+    <w:p>
+      <w:r>
+        <w:rPr>
+          <w:i/>
+        </w:rPr>
+        <w:t>[ Вставьте скриншот ]</w:t>
+      </w:r>
+    </w:p>
+    <w:p/>
+    <w:p/>
+    <w:p>
+      <w:pPr>
+        <w:pStyle w:val="Heading3"/>
+      </w:pPr>
+      <w:r>
+        <w:t>Просмотр информации по объекту</w:t>
+      </w:r>
+    </w:p>
+    <w:p>
+      <w:pPr>
+        <w:pStyle w:val="ListNumber"/>
+      </w:pPr>
+      <w:r>
+        <w:t>1. На карте навести курсор на объект и кликнуть по нему.</w:t>
+      </w:r>
+    </w:p>
+    <w:p>
+      <w:pPr>
+        <w:pStyle w:val="ListNumber"/>
+      </w:pPr>
+      <w:r>
+        <w:t>2. Просмотреть информационное окно: наименования параметров и значения.</w:t>
+      </w:r>
+    </w:p>
+    <w:p>
+      <w:pPr>
+        <w:pStyle w:val="ListNumber"/>
+      </w:pPr>
+      <w:r>
+        <w:t>3. Кликнуть по свободной области карты — окно закроется.</w:t>
+      </w:r>
+    </w:p>
+    <w:p>
+      <w:r>
+        <w:rPr>
+          <w:i/>
+        </w:rPr>
+        <w:t>Рисунок 6 – Информационное окно по объекту</w:t>
+      </w:r>
+    </w:p>
+    <w:p>
+      <w:r>
+        <w:rPr>
+          <w:i/>
+        </w:rPr>
+        <w:t>[ Вставьте скриншот ]</w:t>
+      </w:r>
+    </w:p>
+    <w:p/>
+    <w:p/>
+    <w:p>
+      <w:pPr>
+        <w:pStyle w:val="Heading3"/>
+      </w:pPr>
+      <w:r>
+        <w:t>Добавление комментария к объекту</w:t>
+      </w:r>
+    </w:p>
+    <w:p>
+      <w:pPr>
+        <w:pStyle w:val="ListNumber"/>
+      </w:pPr>
+      <w:r>
+        <w:t>1. Кликнуть по объекту на карте.</w:t>
+      </w:r>
+    </w:p>
+    <w:p>
+      <w:pPr>
+        <w:pStyle w:val="ListNumber"/>
+      </w:pPr>
+      <w:r>
+        <w:t>2. Нажать «Добавить комментарий».</w:t>
+      </w:r>
+    </w:p>
+    <w:p>
+      <w:pPr>
+        <w:pStyle w:val="ListNumber"/>
+      </w:pPr>
+      <w:r>
+        <w:t>3. Ввести текст в поле ввода.</w:t>
+      </w:r>
+    </w:p>
+    <w:p>
+      <w:pPr>
+        <w:pStyle w:val="ListNumber"/>
+      </w:pPr>
+      <w:r>
+        <w:t>4. Нажать «Сохранить» — комментарий отобразится на карте (пользователь, дата, текст, объект).</w:t>
+      </w:r>
+    </w:p>
+    <w:p>
+      <w:r>
+        <w:rPr>
+          <w:i/>
+        </w:rPr>
+        <w:t>Рисунок 7 – Добавление комментария на объекте</w:t>
+      </w:r>
+    </w:p>
+    <w:p>
+      <w:r>
+        <w:rPr>
+          <w:i/>
+        </w:rPr>
+        <w:t>[ Вставьте скриншот ]</w:t>
+      </w:r>
+    </w:p>
+    <w:p/>
+    <w:p/>
+    <w:p>
+      <w:pPr>
+        <w:pStyle w:val="Heading3"/>
+      </w:pPr>
+      <w:r>
+        <w:t>Редактирование и удаление своего комментария</w:t>
+      </w:r>
+    </w:p>
+    <w:p>
+      <w:pPr>
+        <w:pStyle w:val="ListNumber"/>
+      </w:pPr>
+      <w:r>
+        <w:t>1. Кликнуть по своему комментарию на карте.</w:t>
+      </w:r>
+    </w:p>
+    <w:p>
+      <w:pPr>
+        <w:pStyle w:val="ListNumber"/>
+      </w:pPr>
+      <w:r>
+        <w:t>2. Для редактирования: «Редактировать» → изменить текст → «Сохранить».</w:t>
+      </w:r>
+    </w:p>
+    <w:p>
+      <w:pPr>
+        <w:pStyle w:val="ListNumber"/>
+      </w:pPr>
+      <w:r>
+        <w:t>3. Для удаления: «Удалить» → подтвердить «Да».</w:t>
+      </w:r>
+    </w:p>
+    <w:p>
+      <w:pPr>
+        <w:pStyle w:val="ListNumber"/>
+      </w:pPr>
+      <w:r>
+        <w:t>4. Нажать «Назад» для возврата на главную страницу.</w:t>
+      </w:r>
+    </w:p>
+    <w:p>
+      <w:r>
+        <w:rPr>
+          <w:i/>
+        </w:rPr>
+        <w:t>Рисунок 8 – Редактирование комментария</w:t>
+      </w:r>
+    </w:p>
+    <w:p>
+      <w:r>
+        <w:rPr>
+          <w:i/>
+        </w:rPr>
+        <w:t>[ Вставьте скриншот ]</w:t>
+      </w:r>
+    </w:p>
+    <w:p/>
+    <w:p/>
+    <w:p>
+      <w:r>
+        <w:t>Исключительная ситуация: при ошибке загрузки данных карта отображается без объектов, навигация недоступна, выводится сообщение об ошибке.</w:t>
+      </w:r>
+    </w:p>
+    <w:p>
+      <w:r>
+        <w:br w:type="page"/>
+      </w:r>
+    </w:p>
+    <w:p>
+      <w:pPr>
+        <w:pStyle w:val="Heading2"/>
+      </w:pPr>
+      <w:r>
+        <w:t>Сценарий 3: Визуальный ассистент</w:t>
+      </w:r>
+    </w:p>
+    <w:p>
+      <w:r>
+        <w:t>Модуль «Визуальный ассистент» предоставляет дашборды по направлениям (Добыча, Газ и Энергетика, Экономика, HSE, HR, Капитальное строительство) с возможностью детального просмотра графиков и комментирования показателей.</w:t>
+      </w:r>
+    </w:p>
+    <w:p>
+      <w:r>
+        <w:rPr>
+          <w:i/>
+        </w:rPr>
+        <w:t>Рисунок 9 – Диаграмма сценария «Визуальный ассистент»</w:t>
+      </w:r>
+    </w:p>
+    <w:p>
+      <w:r>
+        <w:rPr>
+          <w:i/>
+        </w:rPr>
+        <w:t>[ Вставьте скриншот ]</w:t>
+      </w:r>
+    </w:p>
+    <w:p/>
+    <w:p/>
+    <w:p>
+      <w:pPr>
+        <w:pStyle w:val="Heading3"/>
+      </w:pPr>
+      <w:r>
+        <w:t>Главный экран модуля</w:t>
+      </w:r>
+    </w:p>
+    <w:p>
+      <w:pPr>
+        <w:pStyle w:val="ListNumber"/>
+      </w:pPr>
+      <w:r>
+        <w:t>1. С главной страницы перейти в «Визуальный ассистент».</w:t>
+      </w:r>
+    </w:p>
+    <w:p>
+      <w:pPr>
+        <w:pStyle w:val="ListNumber"/>
+      </w:pPr>
+      <w:r>
+        <w:t>2. Просмотреть виджеты с графиками по шести направлениям.</w:t>
+      </w:r>
+    </w:p>
+    <w:p>
+      <w:pPr>
+        <w:pStyle w:val="ListNumber"/>
+      </w:pPr>
+      <w:r>
+        <w:t>3. Нажать на виджет — открыть полноэкранное аналитическое представление (АП).</w:t>
+      </w:r>
+    </w:p>
+    <w:p>
+      <w:r>
+        <w:rPr>
+          <w:i/>
+        </w:rPr>
+        <w:t>Рисунок 10 – Главная страница модуля «Визуальный ассистент»</w:t>
+      </w:r>
+    </w:p>
+    <w:p>
+      <w:r>
+        <w:rPr>
+          <w:i/>
+        </w:rPr>
+        <w:t>[ Вставьте скриншот ]</w:t>
+      </w:r>
+    </w:p>
+    <w:p/>
+    <w:p/>
+    <w:p>
+      <w:pPr>
+        <w:pStyle w:val="Heading3"/>
+      </w:pPr>
+      <w:r>
+        <w:t>Направление «Добыча» — вкладка «Ключевые показатели»</w:t>
+      </w:r>
+    </w:p>
+    <w:p>
+      <w:r>
+        <w:t>На вкладке отображаются графики: Добыча нефти, Добыча жидкости, Закачка, Добыча газа, Показатели по газу, Динамика фонда скважин, Фонд скважин ДО, Добыча УВ, Сдача нефти. Слева от графиков — суммарные данные за год; справа — легенда.</w:t>
+      </w:r>
+    </w:p>
+    <w:p>
+      <w:pPr>
+        <w:pStyle w:val="ListNumber"/>
+      </w:pPr>
+      <w:r>
+        <w:t>1. Перейти: «Визуальный ассистент» → «Добыча» → «Ключевые показатели».</w:t>
+      </w:r>
+    </w:p>
+    <w:p>
+      <w:pPr>
+        <w:pStyle w:val="ListNumber"/>
+      </w:pPr>
+      <w:r>
+        <w:t>2. Навести курсор на элемент графика (например, значение за март) — появится тултип с деталями.</w:t>
+      </w:r>
+    </w:p>
+    <w:p>
+      <w:pPr>
+        <w:pStyle w:val="ListNumber"/>
+      </w:pPr>
+      <w:r>
+        <w:t>3. Навести курсор на пункт легенды — изменится отображение серий на графике.</w:t>
+      </w:r>
+    </w:p>
+    <w:p>
+      <w:r>
+        <w:rPr>
+          <w:i/>
+        </w:rPr>
+        <w:t>Рисунок 11 – Вкладка «Ключевые показатели», график «Закачка»</w:t>
+      </w:r>
+    </w:p>
+    <w:p>
+      <w:r>
+        <w:rPr>
+          <w:i/>
+        </w:rPr>
+        <w:t>[ Вставьте скриншот ]</w:t>
+      </w:r>
+    </w:p>
     <w:p/>
     <w:p/>
     <w:p>
@@ -4000,7 +2277,572 @@
         <w:rPr>
           <w:i/>
         </w:rPr>
-        <w:t>Документ составлен по ФТС U250008610 «СППР», версия 1.0. Актуальный URL промышленной среды уточняйте у администратора.</w:t>
+        <w:t>Рисунок 12 – График «Добыча газа» / «Показатели по газу»</w:t>
+      </w:r>
+    </w:p>
+    <w:p>
+      <w:r>
+        <w:rPr>
+          <w:i/>
+        </w:rPr>
+        <w:t>[ Вставьте скриншот ]</w:t>
+      </w:r>
+    </w:p>
+    <w:p/>
+    <w:p/>
+    <w:p>
+      <w:r>
+        <w:rPr>
+          <w:i/>
+        </w:rPr>
+        <w:t>Рисунок 13 – График «Добыча УВ» / «Сдача нефти»</w:t>
+      </w:r>
+    </w:p>
+    <w:p>
+      <w:r>
+        <w:rPr>
+          <w:i/>
+        </w:rPr>
+        <w:t>[ Вставьте скриншот ]</w:t>
+      </w:r>
+    </w:p>
+    <w:p/>
+    <w:p/>
+    <w:p>
+      <w:pPr>
+        <w:pStyle w:val="Heading3"/>
+      </w:pPr>
+      <w:r>
+        <w:t>Вкладка «Работа с фондом»</w:t>
+      </w:r>
+    </w:p>
+    <w:p>
+      <w:r>
+        <w:t>Графики: Распределение отказов, Динамика отказов, Динамика фонда скважин по категориям, Фонд скважин по ДО, ННО, МРП без ГТМ.</w:t>
+      </w:r>
+    </w:p>
+    <w:p>
+      <w:pPr>
+        <w:pStyle w:val="ListNumber"/>
+      </w:pPr>
+      <w:r>
+        <w:t>1. Перейти: «Добыча» → «Работа с фондом».</w:t>
+      </w:r>
+    </w:p>
+    <w:p>
+      <w:pPr>
+        <w:pStyle w:val="ListNumber"/>
+      </w:pPr>
+      <w:r>
+        <w:t>2. Навести курсор на график «ННО» или «МРП без ГТМ» — просмотреть тултип.</w:t>
+      </w:r>
+    </w:p>
+    <w:p>
+      <w:pPr>
+        <w:pStyle w:val="ListNumber"/>
+      </w:pPr>
+      <w:r>
+        <w:t>3. Использовать легенду для включения/отключения показателей.</w:t>
+      </w:r>
+    </w:p>
+    <w:p>
+      <w:r>
+        <w:rPr>
+          <w:i/>
+        </w:rPr>
+        <w:t>Рисунок 14 – Вкладка «Работа с фондом»</w:t>
+      </w:r>
+    </w:p>
+    <w:p>
+      <w:r>
+        <w:rPr>
+          <w:i/>
+        </w:rPr>
+        <w:t>[ Вставьте скриншот ]</w:t>
+      </w:r>
+    </w:p>
+    <w:p/>
+    <w:p/>
+    <w:p>
+      <w:pPr>
+        <w:pStyle w:val="Heading3"/>
+      </w:pPr>
+      <w:r>
+        <w:t>Вкладка «Недоборы»</w:t>
+      </w:r>
+    </w:p>
+    <w:p>
+      <w:r>
+        <w:t>Графики: Распределение причин ВСП, Динамика ВСП (количество), Потенциальная добыча от ВСП, Потенциал по нефти Топ-10.</w:t>
+      </w:r>
+    </w:p>
+    <w:p>
+      <w:r>
+        <w:rPr>
+          <w:i/>
+        </w:rPr>
+        <w:t>Рисунок 15 – Вкладка «Недоборы»</w:t>
+      </w:r>
+    </w:p>
+    <w:p>
+      <w:r>
+        <w:rPr>
+          <w:i/>
+        </w:rPr>
+        <w:t>[ Вставьте скриншот ]</w:t>
+      </w:r>
+    </w:p>
+    <w:p/>
+    <w:p/>
+    <w:p>
+      <w:pPr>
+        <w:pStyle w:val="Heading3"/>
+      </w:pPr>
+      <w:r>
+        <w:t>Комментарии на графиках</w:t>
+      </w:r>
+    </w:p>
+    <w:p>
+      <w:pPr>
+        <w:pStyle w:val="ListNumber"/>
+      </w:pPr>
+      <w:r>
+        <w:t>1. В панели управления включить «Комментирование».</w:t>
+      </w:r>
+    </w:p>
+    <w:p>
+      <w:pPr>
+        <w:pStyle w:val="ListNumber"/>
+      </w:pPr>
+      <w:r>
+        <w:t>2. Кликнуть по параметру на графике — откроется поле ввода.</w:t>
+      </w:r>
+    </w:p>
+    <w:p>
+      <w:pPr>
+        <w:pStyle w:val="ListNumber"/>
+      </w:pPr>
+      <w:r>
+        <w:t>3. Ввести текст, нажать «Сохранить».</w:t>
+      </w:r>
+    </w:p>
+    <w:p>
+      <w:pPr>
+        <w:pStyle w:val="ListNumber"/>
+      </w:pPr>
+      <w:r>
+        <w:t>4. Для просмотра: включить «Показать комментарии».</w:t>
+      </w:r>
+    </w:p>
+    <w:p>
+      <w:pPr>
+        <w:pStyle w:val="ListNumber"/>
+      </w:pPr>
+      <w:r>
+        <w:t>5. Редактирование/удаление своего комментария: клик по комментарию → «Редактировать» или «Удалить» → «Да».</w:t>
+      </w:r>
+    </w:p>
+    <w:p>
+      <w:pPr>
+        <w:pStyle w:val="ListNumber"/>
+      </w:pPr>
+      <w:r>
+        <w:t>6. Проверить почту — должно прийти уведомление об оставленном комментарии.</w:t>
+      </w:r>
+    </w:p>
+    <w:p>
+      <w:r>
+        <w:rPr>
+          <w:i/>
+        </w:rPr>
+        <w:t>Рисунок 16 – Режим «Комментирование» на графике</w:t>
+      </w:r>
+    </w:p>
+    <w:p>
+      <w:r>
+        <w:rPr>
+          <w:i/>
+        </w:rPr>
+        <w:t>[ Вставьте скриншот ]</w:t>
+      </w:r>
+    </w:p>
+    <w:p/>
+    <w:p/>
+    <w:p>
+      <w:r>
+        <w:br w:type="page"/>
+      </w:r>
+    </w:p>
+    <w:p>
+      <w:pPr>
+        <w:pStyle w:val="Heading2"/>
+      </w:pPr>
+      <w:r>
+        <w:t>Сценарий 4: Каскад КПЭ</w:t>
+      </w:r>
+    </w:p>
+    <w:p>
+      <w:r>
+        <w:t>Модуль «Каскад КПЭ» предназначен для просмотра ключевых показателей эффективности по ДО, мониторинга, анализа трендов, сводной справки по премированию, а также экспорта и импорта данных.</w:t>
+      </w:r>
+    </w:p>
+    <w:p>
+      <w:r>
+        <w:rPr>
+          <w:i/>
+        </w:rPr>
+        <w:t>Рисунок 17 – Диаграмма сценария «Каскад КПЭ»</w:t>
+      </w:r>
+    </w:p>
+    <w:p>
+      <w:r>
+        <w:rPr>
+          <w:i/>
+        </w:rPr>
+        <w:t>[ Вставьте скриншот ]</w:t>
+      </w:r>
+    </w:p>
+    <w:p/>
+    <w:p/>
+    <w:p>
+      <w:pPr>
+        <w:pStyle w:val="Heading3"/>
+      </w:pPr>
+      <w:r>
+        <w:t>Главная страница модуля</w:t>
+      </w:r>
+    </w:p>
+    <w:p>
+      <w:pPr>
+        <w:pStyle w:val="ListNumber"/>
+      </w:pPr>
+      <w:r>
+        <w:t>1. С главной страницы перейти в «Каскад КПЭ».</w:t>
+      </w:r>
+    </w:p>
+    <w:p>
+      <w:pPr>
+        <w:pStyle w:val="ListNumber"/>
+      </w:pPr>
+      <w:r>
+        <w:t>2. Просмотреть виджеты с показателями КП по ДО.</w:t>
+      </w:r>
+    </w:p>
+    <w:p>
+      <w:pPr>
+        <w:pStyle w:val="ListNumber"/>
+      </w:pPr>
+      <w:r>
+        <w:t>3. Переключить фильтр «Общие КП» / «Обязательные КП».</w:t>
+      </w:r>
+    </w:p>
+    <w:p>
+      <w:pPr>
+        <w:pStyle w:val="ListNumber"/>
+      </w:pPr>
+      <w:r>
+        <w:t>4. Навести курсор на показатель (например, «Производство», «Качество») — просмотреть тултип.</w:t>
+      </w:r>
+    </w:p>
+    <w:p>
+      <w:r>
+        <w:rPr>
+          <w:i/>
+        </w:rPr>
+        <w:t>Рисунок 18 – Главная страница модуля «Каскад КПЭ»</w:t>
+      </w:r>
+    </w:p>
+    <w:p>
+      <w:r>
+        <w:rPr>
+          <w:i/>
+        </w:rPr>
+        <w:t>[ Вставьте скриншот ]</w:t>
+      </w:r>
+    </w:p>
+    <w:p/>
+    <w:p/>
+    <w:p>
+      <w:pPr>
+        <w:pStyle w:val="Heading3"/>
+      </w:pPr>
+      <w:r>
+        <w:t>Мониторинг КПЭ</w:t>
+      </w:r>
+    </w:p>
+    <w:p>
+      <w:pPr>
+        <w:pStyle w:val="ListNumber"/>
+      </w:pPr>
+      <w:r>
+        <w:t>1. В карточке ДО нажать «Мониторинг КПЭ» (или меню «три точки» → «Мониторинг КПЭ»).</w:t>
+      </w:r>
+    </w:p>
+    <w:p>
+      <w:pPr>
+        <w:pStyle w:val="ListNumber"/>
+      </w:pPr>
+      <w:r>
+        <w:t>2. Просмотреть таблицу показателей.</w:t>
+      </w:r>
+    </w:p>
+    <w:p>
+      <w:pPr>
+        <w:pStyle w:val="ListNumber"/>
+      </w:pPr>
+      <w:r>
+        <w:t>3. Применить фильтр групп: Все / Эффективность / Качество.</w:t>
+      </w:r>
+    </w:p>
+    <w:p>
+      <w:pPr>
+        <w:pStyle w:val="ListNumber"/>
+      </w:pPr>
+      <w:r>
+        <w:t>4. Применить фильтр подразделений: ЦДНГ / ЦППН.</w:t>
+      </w:r>
+    </w:p>
+    <w:p>
+      <w:pPr>
+        <w:pStyle w:val="ListNumber"/>
+      </w:pPr>
+      <w:r>
+        <w:t>5. Навести на показатель — откроется информационное окно.</w:t>
+      </w:r>
+    </w:p>
+    <w:p>
+      <w:pPr>
+        <w:pStyle w:val="ListNumber"/>
+      </w:pPr>
+      <w:r>
+        <w:t>6. Кликнуть наименование ДО — вернуться в карточку ДО.</w:t>
+      </w:r>
+    </w:p>
+    <w:p>
+      <w:r>
+        <w:rPr>
+          <w:i/>
+        </w:rPr>
+        <w:t>Рисунок 19 – Страница «Мониторинг КПЭ»</w:t>
+      </w:r>
+    </w:p>
+    <w:p>
+      <w:r>
+        <w:rPr>
+          <w:i/>
+        </w:rPr>
+        <w:t>[ Вставьте скриншот ]</w:t>
+      </w:r>
+    </w:p>
+    <w:p/>
+    <w:p/>
+    <w:p>
+      <w:pPr>
+        <w:pStyle w:val="Heading3"/>
+      </w:pPr>
+      <w:r>
+        <w:t>Экспорт и импорт (Мониторинг КПЭ)</w:t>
+      </w:r>
+    </w:p>
+    <w:p>
+      <w:pPr>
+        <w:pStyle w:val="ListNumber"/>
+      </w:pPr>
+      <w:r>
+        <w:t>1. Нажать «Экспортировать», выбрать формат PDF или Excel.</w:t>
+      </w:r>
+    </w:p>
+    <w:p>
+      <w:pPr>
+        <w:pStyle w:val="ListNumber"/>
+      </w:pPr>
+      <w:r>
+        <w:t>2. Открыть скачанный файл и проверить соответствие шаблону.</w:t>
+      </w:r>
+    </w:p>
+    <w:p>
+      <w:pPr>
+        <w:pStyle w:val="ListNumber"/>
+      </w:pPr>
+      <w:r>
+        <w:t>3. Вернуться в систему, нажать «Импортировать».</w:t>
+      </w:r>
+    </w:p>
+    <w:p>
+      <w:pPr>
+        <w:pStyle w:val="ListNumber"/>
+      </w:pPr>
+      <w:r>
+        <w:t>4. Загрузить заполненный шаблон — данные в таблице обновятся.</w:t>
+      </w:r>
+    </w:p>
+    <w:p>
+      <w:r>
+        <w:rPr>
+          <w:i/>
+        </w:rPr>
+        <w:t>Рисунок 20 – Экспорт / импорт «Мониторинг КПЭ»</w:t>
+      </w:r>
+    </w:p>
+    <w:p>
+      <w:r>
+        <w:rPr>
+          <w:i/>
+        </w:rPr>
+        <w:t>[ Вставьте скриншот ]</w:t>
+      </w:r>
+    </w:p>
+    <w:p/>
+    <w:p/>
+    <w:p>
+      <w:pPr>
+        <w:pStyle w:val="Heading3"/>
+      </w:pPr>
+      <w:r>
+        <w:t>Анализ трендов</w:t>
+      </w:r>
+    </w:p>
+    <w:p>
+      <w:pPr>
+        <w:pStyle w:val="ListNumber"/>
+      </w:pPr>
+      <w:r>
+        <w:t>1. Перейти: Каскад КПЭ → Карточка ДО → доп. меню → «Анализ трендов».</w:t>
+      </w:r>
+    </w:p>
+    <w:p>
+      <w:pPr>
+        <w:pStyle w:val="ListNumber"/>
+      </w:pPr>
+      <w:r>
+        <w:t>2. Просмотреть показатели в табличном и графическом виде.</w:t>
+      </w:r>
+    </w:p>
+    <w:p>
+      <w:pPr>
+        <w:pStyle w:val="ListNumber"/>
+      </w:pPr>
+      <w:r>
+        <w:t>3. Применить фильтры по подразделениям и категориям (Безопасность, Эффективность).</w:t>
+      </w:r>
+    </w:p>
+    <w:p>
+      <w:pPr>
+        <w:pStyle w:val="ListNumber"/>
+      </w:pPr>
+      <w:r>
+        <w:t>4. Кликнуть показатель «Выполнение месячного графика добычи» — откроется «Динамика ключевых показателей».</w:t>
+      </w:r>
+    </w:p>
+    <w:p>
+      <w:pPr>
+        <w:pStyle w:val="ListNumber"/>
+      </w:pPr>
+      <w:r>
+        <w:t>5. Повторить для «Выполнение графика сдачи нефти» и «Выполнение графика производительной закачки».</w:t>
+      </w:r>
+    </w:p>
+    <w:p>
+      <w:r>
+        <w:rPr>
+          <w:i/>
+        </w:rPr>
+        <w:t>Рисунок 21 – Раздел «Анализ трендов»</w:t>
+      </w:r>
+    </w:p>
+    <w:p>
+      <w:r>
+        <w:rPr>
+          <w:i/>
+        </w:rPr>
+        <w:t>[ Вставьте скриншот ]</w:t>
+      </w:r>
+    </w:p>
+    <w:p/>
+    <w:p/>
+    <w:p>
+      <w:r>
+        <w:rPr>
+          <w:i/>
+        </w:rPr>
+        <w:t>Рисунок 22 – Динамика ключевых показателей</w:t>
+      </w:r>
+    </w:p>
+    <w:p>
+      <w:r>
+        <w:rPr>
+          <w:i/>
+        </w:rPr>
+        <w:t>[ Вставьте скриншот ]</w:t>
+      </w:r>
+    </w:p>
+    <w:p/>
+    <w:p/>
+    <w:p>
+      <w:pPr>
+        <w:pStyle w:val="Heading3"/>
+      </w:pPr>
+      <w:r>
+        <w:t>Сводная справка</w:t>
+      </w:r>
+    </w:p>
+    <w:p>
+      <w:pPr>
+        <w:pStyle w:val="ListNumber"/>
+      </w:pPr>
+      <w:r>
+        <w:t>1. Перейти: Каскад КПЭ → Карточка ДО → «Сводная справка».</w:t>
+      </w:r>
+    </w:p>
+    <w:p>
+      <w:pPr>
+        <w:pStyle w:val="ListNumber"/>
+      </w:pPr>
+      <w:r>
+        <w:t>2. Просмотреть показатели, влияющие на премирование.</w:t>
+      </w:r>
+    </w:p>
+    <w:p>
+      <w:pPr>
+        <w:pStyle w:val="ListNumber"/>
+      </w:pPr>
+      <w:r>
+        <w:t>3. Применить фильтр по подразделениям (ЦДНГ, ЦППН).</w:t>
+      </w:r>
+    </w:p>
+    <w:p>
+      <w:pPr>
+        <w:pStyle w:val="ListNumber"/>
+      </w:pPr>
+      <w:r>
+        <w:t>4. «Экспортировать» / «Импортировать» — по аналогии с мониторингом КПЭ.</w:t>
+      </w:r>
+    </w:p>
+    <w:p>
+      <w:r>
+        <w:rPr>
+          <w:i/>
+        </w:rPr>
+        <w:t>Рисунок 23 – Страница «Сводная справка»</w:t>
+      </w:r>
+    </w:p>
+    <w:p>
+      <w:r>
+        <w:rPr>
+          <w:i/>
+        </w:rPr>
+        <w:t>[ Вставьте скриншот ]</w:t>
+      </w:r>
+    </w:p>
+    <w:p/>
+    <w:p/>
+    <w:p/>
+    <w:p>
+      <w:r>
+        <w:rPr>
+          <w:i/>
+        </w:rPr>
+        <w:t>Проект U250008610 «Система Поддержки Принятия Решений». Документ составлен по функционально-технической спецификации. Рисунки вставляются пользователем в отмеченные места.</w:t>
       </w:r>
     </w:p>
     <w:sectPr>
